--- a/lessons/9-1/downloads/reveal/teacher/9.1-session-1-prerequisite-practice-b.docx
+++ b/lessons/9-1/downloads/reveal/teacher/9.1-session-1-prerequisite-practice-b.docx
@@ -15,10 +15,28 @@
         <w:rPr>
           <w:rFonts w:ascii="Avenir Next" w:hAnsi="Avenir Next" w:cs="Avenir Next" w:eastAsia="Avenir Next"/>
           <w:color w:val="1A1A1A"/>
+          <w:sz w:val="22"/>
+          <w:szCs w:val="20"/>
+        </w:rPr>
+        <w:t xml:space="preserve">Name</w:t>
+      </w:r>
+      <w:r>
+        <w:rPr>
+          <w:rFonts w:ascii="Avenir Next" w:hAnsi="Avenir Next" w:cs="Avenir Next" w:eastAsia="Avenir Next"/>
+          <w:color w:val="1A1A1A"/>
           <w:sz w:val="20"/>
           <w:szCs w:val="20"/>
         </w:rPr>
-        <w:t xml:space="preserve">Name</w:t>
+        <w:tab/>
+      </w:r>
+      <w:r>
+        <w:rPr>
+          <w:rFonts w:ascii="Avenir Next" w:hAnsi="Avenir Next" w:cs="Avenir Next" w:eastAsia="Avenir Next"/>
+          <w:color w:val="1A1A1A"/>
+          <w:sz w:val="22"/>
+          <w:szCs w:val="20"/>
+        </w:rPr>
+        <w:t xml:space="preserve">   Date</w:t>
       </w:r>
       <w:r>
         <w:rPr>
@@ -33,25 +51,7 @@
         <w:rPr>
           <w:rFonts w:ascii="Avenir Next" w:hAnsi="Avenir Next" w:cs="Avenir Next" w:eastAsia="Avenir Next"/>
           <w:color w:val="1A1A1A"/>
-          <w:sz w:val="20"/>
-          <w:szCs w:val="20"/>
-        </w:rPr>
-        <w:t xml:space="preserve">   Date</w:t>
-      </w:r>
-      <w:r>
-        <w:rPr>
-          <w:rFonts w:ascii="Avenir Next" w:hAnsi="Avenir Next" w:cs="Avenir Next" w:eastAsia="Avenir Next"/>
-          <w:color w:val="1A1A1A"/>
-          <w:sz w:val="20"/>
-          <w:szCs w:val="20"/>
-        </w:rPr>
-        <w:tab/>
-      </w:r>
-      <w:r>
-        <w:rPr>
-          <w:rFonts w:ascii="Avenir Next" w:hAnsi="Avenir Next" w:cs="Avenir Next" w:eastAsia="Avenir Next"/>
-          <w:color w:val="1A1A1A"/>
-          <w:sz w:val="20"/>
+          <w:sz w:val="22"/>
           <w:szCs w:val="20"/>
         </w:rPr>
         <w:t xml:space="preserve">   Period</w:t>
@@ -78,7 +78,7 @@
           <w:caps/>
           <w:color w:val="003A70"/>
           <w:spacing w:val="12"/>
-          <w:sz w:val="19"/>
+          <w:sz w:val="22"/>
           <w:szCs w:val="19"/>
         </w:rPr>
         <w:t xml:space="preserve">Lesson 9-1  ·  Session 1  ·  Prerequisite Practice B  ·  Skill 1 of 2</w:t>
@@ -86,6 +86,7 @@
     </w:p>
     <w:p>
       <w:pPr>
+        <w:pStyle w:val="Heading1"/>
         <w:keepNext/>
         <w:spacing w:before="0" w:after="10" w:line="240" w:lineRule="auto"/>
       </w:pPr>
@@ -111,7 +112,7 @@
         <w:rPr>
           <w:rFonts w:ascii="Avenir Next" w:hAnsi="Avenir Next" w:cs="Avenir Next" w:eastAsia="Avenir Next"/>
           <w:color w:val="5A5F66"/>
-          <w:sz w:val="17"/>
+          <w:sz w:val="22"/>
           <w:szCs w:val="17"/>
         </w:rPr>
         <w:t xml:space="preserve">Builds on Lesson 3-2 Session 1 · 6.RP.A.2</w:t>
@@ -154,6 +155,7 @@
           </w:tcPr>
           <w:p>
             <w:pPr>
+              <w:pStyle w:val="Heading2"/>
               <w:spacing w:before="0" w:after="0" w:line="252" w:lineRule="auto"/>
             </w:pPr>
             <w:r>
@@ -183,7 +185,7 @@
               <w:rPr>
                 <w:rFonts w:ascii="Avenir Next" w:hAnsi="Avenir Next" w:cs="Avenir Next" w:eastAsia="Avenir Next"/>
                 <w:color w:val="1A1A1A"/>
-                <w:sz w:val="20"/>
+                <w:sz w:val="22"/>
                 <w:szCs w:val="20"/>
               </w:rPr>
               <w:t xml:space="preserve">You will see that money collected depends on pairs sold, since each pair costs the same.</w:t>
@@ -203,6 +205,7 @@
           </w:tcPr>
           <w:p>
             <w:pPr>
+              <w:pStyle w:val="Heading2"/>
               <w:spacing w:before="0" w:after="0" w:line="252" w:lineRule="auto"/>
             </w:pPr>
             <w:r>
@@ -232,7 +235,7 @@
               <w:rPr>
                 <w:rFonts w:ascii="Avenir Next" w:hAnsi="Avenir Next" w:cs="Avenir Next" w:eastAsia="Avenir Next"/>
                 <w:color w:val="1A1A1A"/>
-                <w:sz w:val="20"/>
+                <w:sz w:val="22"/>
                 <w:szCs w:val="20"/>
               </w:rPr>
               <w:t xml:space="preserve">Find a total from the price of one, like $9 each for 8 tickets.  </w:t>
@@ -242,7 +245,7 @@
                 <w:rFonts w:ascii="Avenir Next" w:hAnsi="Avenir Next" w:cs="Avenir Next" w:eastAsia="Avenir Next"/>
                 <w:b/>
                 <w:color w:val="1A1A1A"/>
-                <w:sz w:val="20"/>
+                <w:sz w:val="22"/>
                 <w:szCs w:val="20"/>
               </w:rPr>
               <w:t xml:space="preserve">You will use it in Practice Form A, problems 5 and 8.</w:t>
@@ -253,6 +256,7 @@
     </w:tbl>
     <w:p>
       <w:pPr>
+        <w:pStyle w:val="Heading2"/>
         <w:keepNext/>
         <w:pBdr>
           <w:bottom w:val="single" w:sz="8" w:space="3" w:color="003A70"/>
@@ -268,7 +272,7 @@
           <w:b/>
           <w:color w:val="003A70"/>
           <w:spacing w:val="14"/>
-          <w:sz w:val="19"/>
+          <w:sz w:val="22"/>
           <w:szCs w:val="19"/>
         </w:rPr>
         <w:t xml:space="preserve">STEPS TO FOLLOW</w:t>
@@ -287,7 +291,7 @@
           <w:rFonts w:ascii="Avenir Next" w:hAnsi="Avenir Next" w:cs="Avenir Next" w:eastAsia="Avenir Next"/>
           <w:i/>
           <w:color w:val="5A5F66"/>
-          <w:sz w:val="17"/>
+          <w:sz w:val="22"/>
           <w:szCs w:val="17"/>
         </w:rPr>
         <w:t xml:space="preserve">use these same steps on every problem</w:t>
@@ -329,6 +333,7 @@
           </w:tcPr>
           <w:p>
             <w:pPr>
+              <w:pStyle w:val="Heading1"/>
               <w:spacing w:before="0" w:after="0" w:line="240" w:lineRule="auto"/>
               <w:jc w:val="center"/>
             </w:pPr>
@@ -357,7 +362,7 @@
               <w:rPr>
                 <w:rFonts w:ascii="Avenir Next" w:hAnsi="Avenir Next" w:cs="Avenir Next" w:eastAsia="Avenir Next"/>
                 <w:color w:val="1A1A1A"/>
-                <w:sz w:val="21"/>
+                <w:sz w:val="22"/>
                 <w:szCs w:val="21"/>
               </w:rPr>
               <w:t xml:space="preserve">Find the </w:t>
@@ -367,7 +372,7 @@
                 <w:rFonts w:ascii="Avenir Next" w:hAnsi="Avenir Next" w:cs="Avenir Next" w:eastAsia="Avenir Next"/>
                 <w:b/>
                 <w:color w:val="1A1A1A"/>
-                <w:sz w:val="21"/>
+                <w:sz w:val="22"/>
                 <w:szCs w:val="21"/>
               </w:rPr>
               <w:t xml:space="preserve">rate</w:t>
@@ -376,7 +381,7 @@
               <w:rPr>
                 <w:rFonts w:ascii="Avenir Next" w:hAnsi="Avenir Next" w:cs="Avenir Next" w:eastAsia="Avenir Next"/>
                 <w:color w:val="1A1A1A"/>
-                <w:sz w:val="21"/>
+                <w:sz w:val="22"/>
                 <w:szCs w:val="21"/>
               </w:rPr>
               <w:t xml:space="preserve">: the amount for one.</w:t>
@@ -395,6 +400,7 @@
           </w:tcPr>
           <w:p>
             <w:pPr>
+              <w:pStyle w:val="Heading1"/>
               <w:spacing w:before="0" w:after="0" w:line="240" w:lineRule="auto"/>
               <w:jc w:val="center"/>
             </w:pPr>
@@ -423,7 +429,7 @@
               <w:rPr>
                 <w:rFonts w:ascii="Avenir Next" w:hAnsi="Avenir Next" w:cs="Avenir Next" w:eastAsia="Avenir Next"/>
                 <w:color w:val="1A1A1A"/>
-                <w:sz w:val="21"/>
+                <w:sz w:val="22"/>
                 <w:szCs w:val="21"/>
               </w:rPr>
               <w:t xml:space="preserve">Find </w:t>
@@ -433,7 +439,7 @@
                 <w:rFonts w:ascii="Avenir Next" w:hAnsi="Avenir Next" w:cs="Avenir Next" w:eastAsia="Avenir Next"/>
                 <w:b/>
                 <w:color w:val="1A1A1A"/>
-                <w:sz w:val="21"/>
+                <w:sz w:val="22"/>
                 <w:szCs w:val="21"/>
               </w:rPr>
               <w:t xml:space="preserve">how many</w:t>
@@ -442,7 +448,7 @@
               <w:rPr>
                 <w:rFonts w:ascii="Avenir Next" w:hAnsi="Avenir Next" w:cs="Avenir Next" w:eastAsia="Avenir Next"/>
                 <w:color w:val="1A1A1A"/>
-                <w:sz w:val="21"/>
+                <w:sz w:val="22"/>
                 <w:szCs w:val="21"/>
               </w:rPr>
               <w:t xml:space="preserve">.</w:t>
@@ -461,6 +467,7 @@
           </w:tcPr>
           <w:p>
             <w:pPr>
+              <w:pStyle w:val="Heading1"/>
               <w:spacing w:before="0" w:after="0" w:line="240" w:lineRule="auto"/>
               <w:jc w:val="center"/>
             </w:pPr>
@@ -490,7 +497,7 @@
                 <w:rFonts w:ascii="Avenir Next" w:hAnsi="Avenir Next" w:cs="Avenir Next" w:eastAsia="Avenir Next"/>
                 <w:b/>
                 <w:color w:val="1A1A1A"/>
-                <w:sz w:val="21"/>
+                <w:sz w:val="22"/>
                 <w:szCs w:val="21"/>
               </w:rPr>
               <w:t xml:space="preserve">Multiply</w:t>
@@ -499,7 +506,7 @@
               <w:rPr>
                 <w:rFonts w:ascii="Avenir Next" w:hAnsi="Avenir Next" w:cs="Avenir Next" w:eastAsia="Avenir Next"/>
                 <w:color w:val="1A1A1A"/>
-                <w:sz w:val="21"/>
+                <w:sz w:val="22"/>
                 <w:szCs w:val="21"/>
               </w:rPr>
               <w:t xml:space="preserve"> rate × how many. Write the unit.</w:t>
@@ -510,6 +517,7 @@
     </w:tbl>
     <w:p>
       <w:pPr>
+        <w:pStyle w:val="Heading2"/>
         <w:keepNext/>
         <w:pBdr>
           <w:bottom w:val="single" w:sz="8" w:space="3" w:color="003A70"/>
@@ -525,7 +533,7 @@
           <w:b/>
           <w:color w:val="003A70"/>
           <w:spacing w:val="14"/>
-          <w:sz w:val="19"/>
+          <w:sz w:val="22"/>
           <w:szCs w:val="19"/>
         </w:rPr>
         <w:t xml:space="preserve">WATCH ME</w:t>
@@ -544,7 +552,7 @@
           <w:rFonts w:ascii="Avenir Next" w:hAnsi="Avenir Next" w:cs="Avenir Next" w:eastAsia="Avenir Next"/>
           <w:i/>
           <w:color w:val="5A5F66"/>
-          <w:sz w:val="17"/>
+          <w:sz w:val="22"/>
           <w:szCs w:val="17"/>
         </w:rPr>
         <w:t xml:space="preserve">the steps in action</w:t>
@@ -559,7 +567,7 @@
           <w:rFonts w:ascii="Avenir Next" w:hAnsi="Avenir Next" w:cs="Avenir Next" w:eastAsia="Avenir Next"/>
           <w:b/>
           <w:color w:val="1A1A1A"/>
-          <w:sz w:val="21"/>
+          <w:sz w:val="22"/>
           <w:szCs w:val="21"/>
         </w:rPr>
         <w:t xml:space="preserve">$2 each for 7 songs. Find the total.</w:t>
@@ -578,25 +586,25 @@
           <w:rFonts w:ascii="Avenir Next" w:hAnsi="Avenir Next" w:cs="Avenir Next" w:eastAsia="Avenir Next"/>
           <w:b/>
           <w:color w:val="003A70"/>
+          <w:sz w:val="22"/>
+          <w:szCs w:val="19"/>
+        </w:rPr>
+        <w:t xml:space="preserve">Step 1</w:t>
+      </w:r>
+      <w:r>
+        <w:rPr>
+          <w:rFonts w:ascii="Avenir Next" w:hAnsi="Avenir Next" w:cs="Avenir Next" w:eastAsia="Avenir Next"/>
+          <w:color w:val="1A1A1A"/>
           <w:sz w:val="19"/>
           <w:szCs w:val="19"/>
         </w:rPr>
-        <w:t xml:space="preserve">Step 1</w:t>
-      </w:r>
-      <w:r>
-        <w:rPr>
-          <w:rFonts w:ascii="Avenir Next" w:hAnsi="Avenir Next" w:cs="Avenir Next" w:eastAsia="Avenir Next"/>
-          <w:color w:val="1A1A1A"/>
-          <w:sz w:val="19"/>
-          <w:szCs w:val="19"/>
-        </w:rPr>
         <w:tab/>
       </w:r>
       <w:r>
         <w:rPr>
           <w:rFonts w:ascii="Avenir Next" w:hAnsi="Avenir Next" w:cs="Avenir Next" w:eastAsia="Avenir Next"/>
           <w:color w:val="1A1A1A"/>
-          <w:sz w:val="21"/>
+          <w:sz w:val="22"/>
           <w:szCs w:val="21"/>
         </w:rPr>
         <w:t xml:space="preserve">Rate: $2 for one song.</w:t>
@@ -615,25 +623,25 @@
           <w:rFonts w:ascii="Avenir Next" w:hAnsi="Avenir Next" w:cs="Avenir Next" w:eastAsia="Avenir Next"/>
           <w:b/>
           <w:color w:val="003A70"/>
+          <w:sz w:val="22"/>
+          <w:szCs w:val="19"/>
+        </w:rPr>
+        <w:t xml:space="preserve">Step 2</w:t>
+      </w:r>
+      <w:r>
+        <w:rPr>
+          <w:rFonts w:ascii="Avenir Next" w:hAnsi="Avenir Next" w:cs="Avenir Next" w:eastAsia="Avenir Next"/>
+          <w:color w:val="1A1A1A"/>
           <w:sz w:val="19"/>
           <w:szCs w:val="19"/>
         </w:rPr>
-        <w:t xml:space="preserve">Step 2</w:t>
-      </w:r>
-      <w:r>
-        <w:rPr>
-          <w:rFonts w:ascii="Avenir Next" w:hAnsi="Avenir Next" w:cs="Avenir Next" w:eastAsia="Avenir Next"/>
-          <w:color w:val="1A1A1A"/>
-          <w:sz w:val="19"/>
-          <w:szCs w:val="19"/>
-        </w:rPr>
         <w:tab/>
       </w:r>
       <w:r>
         <w:rPr>
           <w:rFonts w:ascii="Avenir Next" w:hAnsi="Avenir Next" w:cs="Avenir Next" w:eastAsia="Avenir Next"/>
           <w:color w:val="1A1A1A"/>
-          <w:sz w:val="21"/>
+          <w:sz w:val="22"/>
           <w:szCs w:val="21"/>
         </w:rPr>
         <w:t xml:space="preserve">How many: 7 songs.</w:t>
@@ -652,25 +660,25 @@
           <w:rFonts w:ascii="Avenir Next" w:hAnsi="Avenir Next" w:cs="Avenir Next" w:eastAsia="Avenir Next"/>
           <w:b/>
           <w:color w:val="003A70"/>
+          <w:sz w:val="22"/>
+          <w:szCs w:val="19"/>
+        </w:rPr>
+        <w:t xml:space="preserve">Step 3</w:t>
+      </w:r>
+      <w:r>
+        <w:rPr>
+          <w:rFonts w:ascii="Avenir Next" w:hAnsi="Avenir Next" w:cs="Avenir Next" w:eastAsia="Avenir Next"/>
+          <w:color w:val="1A1A1A"/>
           <w:sz w:val="19"/>
           <w:szCs w:val="19"/>
         </w:rPr>
-        <w:t xml:space="preserve">Step 3</w:t>
-      </w:r>
-      <w:r>
-        <w:rPr>
-          <w:rFonts w:ascii="Avenir Next" w:hAnsi="Avenir Next" w:cs="Avenir Next" w:eastAsia="Avenir Next"/>
-          <w:color w:val="1A1A1A"/>
-          <w:sz w:val="19"/>
-          <w:szCs w:val="19"/>
-        </w:rPr>
         <w:tab/>
       </w:r>
       <w:r>
         <w:rPr>
           <w:rFonts w:ascii="Avenir Next" w:hAnsi="Avenir Next" w:cs="Avenir Next" w:eastAsia="Avenir Next"/>
           <w:color w:val="1A1A1A"/>
-          <w:sz w:val="21"/>
+          <w:sz w:val="22"/>
           <w:szCs w:val="21"/>
         </w:rPr>
         <w:t xml:space="preserve">$2 × 7 = $14.</w:t>
@@ -689,18 +697,18 @@
           <w:rFonts w:ascii="Avenir Next" w:hAnsi="Avenir Next" w:cs="Avenir Next" w:eastAsia="Avenir Next"/>
           <w:b/>
           <w:color w:val="1A1A1A"/>
+          <w:sz w:val="22"/>
+          <w:szCs w:val="21"/>
+        </w:rPr>
+        <w:t xml:space="preserve">Answer</w:t>
+      </w:r>
+      <w:r>
+        <w:rPr>
+          <w:rFonts w:ascii="Avenir Next" w:hAnsi="Avenir Next" w:cs="Avenir Next" w:eastAsia="Avenir Next"/>
+          <w:color w:val="1A1A1A"/>
           <w:sz w:val="21"/>
           <w:szCs w:val="21"/>
         </w:rPr>
-        <w:t xml:space="preserve">Answer</w:t>
-      </w:r>
-      <w:r>
-        <w:rPr>
-          <w:rFonts w:ascii="Avenir Next" w:hAnsi="Avenir Next" w:cs="Avenir Next" w:eastAsia="Avenir Next"/>
-          <w:color w:val="1A1A1A"/>
-          <w:sz w:val="21"/>
-          <w:szCs w:val="21"/>
-        </w:rPr>
         <w:tab/>
       </w:r>
       <w:r>
@@ -708,7 +716,7 @@
           <w:rFonts w:ascii="Avenir Next" w:hAnsi="Avenir Next" w:cs="Avenir Next" w:eastAsia="Avenir Next"/>
           <w:b/>
           <w:color w:val="1A1A1A"/>
-          <w:sz w:val="21"/>
+          <w:sz w:val="22"/>
           <w:szCs w:val="21"/>
         </w:rPr>
         <w:t xml:space="preserve">$14</w:t>
@@ -716,6 +724,7 @@
     </w:p>
     <w:p>
       <w:pPr>
+        <w:pStyle w:val="Heading2"/>
         <w:keepNext/>
         <w:pBdr>
           <w:bottom w:val="single" w:sz="8" w:space="3" w:color="003A70"/>
@@ -731,7 +740,7 @@
           <w:b/>
           <w:color w:val="003A70"/>
           <w:spacing w:val="14"/>
-          <w:sz w:val="19"/>
+          <w:sz w:val="22"/>
           <w:szCs w:val="19"/>
         </w:rPr>
         <w:t xml:space="preserve">TRY IT WITH HELP</w:t>
@@ -750,7 +759,7 @@
           <w:rFonts w:ascii="Avenir Next" w:hAnsi="Avenir Next" w:cs="Avenir Next" w:eastAsia="Avenir Next"/>
           <w:i/>
           <w:color w:val="5A5F66"/>
-          <w:sz w:val="17"/>
+          <w:sz w:val="22"/>
           <w:szCs w:val="17"/>
         </w:rPr>
         <w:t xml:space="preserve">fill in each step</w:t>
@@ -808,35 +817,35 @@
           <w:rFonts w:ascii="Avenir Next" w:hAnsi="Avenir Next" w:cs="Avenir Next" w:eastAsia="Avenir Next"/>
           <w:b/>
           <w:color w:val="003A70"/>
+          <w:sz w:val="22"/>
+          <w:szCs w:val="18"/>
+        </w:rPr>
+        <w:t xml:space="preserve">Step 1</w:t>
+      </w:r>
+      <w:r>
+        <w:rPr>
+          <w:rFonts w:ascii="Avenir Next" w:hAnsi="Avenir Next" w:cs="Avenir Next" w:eastAsia="Avenir Next"/>
+          <w:color w:val="1A1A1A"/>
           <w:sz w:val="18"/>
           <w:szCs w:val="18"/>
         </w:rPr>
-        <w:t xml:space="preserve">Step 1</w:t>
-      </w:r>
-      <w:r>
-        <w:rPr>
-          <w:rFonts w:ascii="Avenir Next" w:hAnsi="Avenir Next" w:cs="Avenir Next" w:eastAsia="Avenir Next"/>
-          <w:color w:val="1A1A1A"/>
-          <w:sz w:val="18"/>
-          <w:szCs w:val="18"/>
-        </w:rPr>
         <w:tab/>
       </w:r>
       <w:r>
         <w:rPr>
           <w:rFonts w:ascii="Avenir Next" w:hAnsi="Avenir Next" w:cs="Avenir Next" w:eastAsia="Avenir Next"/>
           <w:color w:val="1A1A1A"/>
+          <w:sz w:val="22"/>
+          <w:szCs w:val="21"/>
+        </w:rPr>
+        <w:t xml:space="preserve">Rate: </w:t>
+      </w:r>
+      <w:r>
+        <w:rPr>
+          <w:rFonts w:ascii="Avenir Next" w:hAnsi="Avenir Next" w:cs="Avenir Next" w:eastAsia="Avenir Next"/>
+          <w:color w:val="1A1A1A"/>
           <w:sz w:val="21"/>
           <w:szCs w:val="21"/>
-        </w:rPr>
-        <w:t xml:space="preserve">Rate: </w:t>
-      </w:r>
-      <w:r>
-        <w:rPr>
-          <w:rFonts w:ascii="Avenir Next" w:hAnsi="Avenir Next" w:cs="Avenir Next" w:eastAsia="Avenir Next"/>
-          <w:color w:val="1A1A1A"/>
-          <w:sz w:val="21"/>
-          <w:szCs w:val="21"/>
           <w:u w:val="single"/>
         </w:rPr>
         <w:t xml:space="preserve">                </w:t>
@@ -845,7 +854,7 @@
         <w:rPr>
           <w:rFonts w:ascii="Avenir Next" w:hAnsi="Avenir Next" w:cs="Avenir Next" w:eastAsia="Avenir Next"/>
           <w:color w:val="1A1A1A"/>
-          <w:sz w:val="21"/>
+          <w:sz w:val="22"/>
           <w:szCs w:val="21"/>
         </w:rPr>
         <w:t xml:space="preserve"> for one hour.</w:t>
@@ -865,35 +874,35 @@
           <w:rFonts w:ascii="Avenir Next" w:hAnsi="Avenir Next" w:cs="Avenir Next" w:eastAsia="Avenir Next"/>
           <w:b/>
           <w:color w:val="003A70"/>
+          <w:sz w:val="22"/>
+          <w:szCs w:val="18"/>
+        </w:rPr>
+        <w:t xml:space="preserve">Step 2</w:t>
+      </w:r>
+      <w:r>
+        <w:rPr>
+          <w:rFonts w:ascii="Avenir Next" w:hAnsi="Avenir Next" w:cs="Avenir Next" w:eastAsia="Avenir Next"/>
+          <w:color w:val="1A1A1A"/>
           <w:sz w:val="18"/>
           <w:szCs w:val="18"/>
         </w:rPr>
-        <w:t xml:space="preserve">Step 2</w:t>
-      </w:r>
-      <w:r>
-        <w:rPr>
-          <w:rFonts w:ascii="Avenir Next" w:hAnsi="Avenir Next" w:cs="Avenir Next" w:eastAsia="Avenir Next"/>
-          <w:color w:val="1A1A1A"/>
-          <w:sz w:val="18"/>
-          <w:szCs w:val="18"/>
-        </w:rPr>
         <w:tab/>
       </w:r>
       <w:r>
         <w:rPr>
           <w:rFonts w:ascii="Avenir Next" w:hAnsi="Avenir Next" w:cs="Avenir Next" w:eastAsia="Avenir Next"/>
           <w:color w:val="1A1A1A"/>
+          <w:sz w:val="22"/>
+          <w:szCs w:val="21"/>
+        </w:rPr>
+        <w:t xml:space="preserve">How many: </w:t>
+      </w:r>
+      <w:r>
+        <w:rPr>
+          <w:rFonts w:ascii="Avenir Next" w:hAnsi="Avenir Next" w:cs="Avenir Next" w:eastAsia="Avenir Next"/>
+          <w:color w:val="1A1A1A"/>
           <w:sz w:val="21"/>
           <w:szCs w:val="21"/>
-        </w:rPr>
-        <w:t xml:space="preserve">How many: </w:t>
-      </w:r>
-      <w:r>
-        <w:rPr>
-          <w:rFonts w:ascii="Avenir Next" w:hAnsi="Avenir Next" w:cs="Avenir Next" w:eastAsia="Avenir Next"/>
-          <w:color w:val="1A1A1A"/>
-          <w:sz w:val="21"/>
-          <w:szCs w:val="21"/>
           <w:u w:val="single"/>
         </w:rPr>
         <w:t xml:space="preserve">                </w:t>
@@ -902,7 +911,7 @@
         <w:rPr>
           <w:rFonts w:ascii="Avenir Next" w:hAnsi="Avenir Next" w:cs="Avenir Next" w:eastAsia="Avenir Next"/>
           <w:color w:val="1A1A1A"/>
-          <w:sz w:val="21"/>
+          <w:sz w:val="22"/>
           <w:szCs w:val="21"/>
         </w:rPr>
         <w:t xml:space="preserve"> hours.</w:t>
@@ -922,25 +931,25 @@
           <w:rFonts w:ascii="Avenir Next" w:hAnsi="Avenir Next" w:cs="Avenir Next" w:eastAsia="Avenir Next"/>
           <w:b/>
           <w:color w:val="003A70"/>
+          <w:sz w:val="22"/>
+          <w:szCs w:val="18"/>
+        </w:rPr>
+        <w:t xml:space="preserve">Step 3</w:t>
+      </w:r>
+      <w:r>
+        <w:rPr>
+          <w:rFonts w:ascii="Avenir Next" w:hAnsi="Avenir Next" w:cs="Avenir Next" w:eastAsia="Avenir Next"/>
+          <w:color w:val="1A1A1A"/>
           <w:sz w:val="18"/>
           <w:szCs w:val="18"/>
         </w:rPr>
-        <w:t xml:space="preserve">Step 3</w:t>
-      </w:r>
-      <w:r>
-        <w:rPr>
-          <w:rFonts w:ascii="Avenir Next" w:hAnsi="Avenir Next" w:cs="Avenir Next" w:eastAsia="Avenir Next"/>
-          <w:color w:val="1A1A1A"/>
-          <w:sz w:val="18"/>
-          <w:szCs w:val="18"/>
-        </w:rPr>
         <w:tab/>
       </w:r>
       <w:r>
         <w:rPr>
           <w:rFonts w:ascii="Avenir Next" w:hAnsi="Avenir Next" w:cs="Avenir Next" w:eastAsia="Avenir Next"/>
           <w:color w:val="1A1A1A"/>
-          <w:sz w:val="21"/>
+          <w:sz w:val="22"/>
           <w:szCs w:val="21"/>
         </w:rPr>
         <w:t xml:space="preserve">$6 × 5 = </w:t>
@@ -1013,35 +1022,35 @@
           <w:rFonts w:ascii="Avenir Next" w:hAnsi="Avenir Next" w:cs="Avenir Next" w:eastAsia="Avenir Next"/>
           <w:b/>
           <w:color w:val="003A70"/>
+          <w:sz w:val="22"/>
+          <w:szCs w:val="18"/>
+        </w:rPr>
+        <w:t xml:space="preserve">Step 1</w:t>
+      </w:r>
+      <w:r>
+        <w:rPr>
+          <w:rFonts w:ascii="Avenir Next" w:hAnsi="Avenir Next" w:cs="Avenir Next" w:eastAsia="Avenir Next"/>
+          <w:color w:val="1A1A1A"/>
           <w:sz w:val="18"/>
           <w:szCs w:val="18"/>
         </w:rPr>
-        <w:t xml:space="preserve">Step 1</w:t>
-      </w:r>
-      <w:r>
-        <w:rPr>
-          <w:rFonts w:ascii="Avenir Next" w:hAnsi="Avenir Next" w:cs="Avenir Next" w:eastAsia="Avenir Next"/>
-          <w:color w:val="1A1A1A"/>
-          <w:sz w:val="18"/>
-          <w:szCs w:val="18"/>
-        </w:rPr>
         <w:tab/>
       </w:r>
       <w:r>
         <w:rPr>
           <w:rFonts w:ascii="Avenir Next" w:hAnsi="Avenir Next" w:cs="Avenir Next" w:eastAsia="Avenir Next"/>
           <w:color w:val="1A1A1A"/>
+          <w:sz w:val="22"/>
+          <w:szCs w:val="21"/>
+        </w:rPr>
+        <w:t xml:space="preserve">Rate: </w:t>
+      </w:r>
+      <w:r>
+        <w:rPr>
+          <w:rFonts w:ascii="Avenir Next" w:hAnsi="Avenir Next" w:cs="Avenir Next" w:eastAsia="Avenir Next"/>
+          <w:color w:val="1A1A1A"/>
           <w:sz w:val="21"/>
           <w:szCs w:val="21"/>
-        </w:rPr>
-        <w:t xml:space="preserve">Rate: </w:t>
-      </w:r>
-      <w:r>
-        <w:rPr>
-          <w:rFonts w:ascii="Avenir Next" w:hAnsi="Avenir Next" w:cs="Avenir Next" w:eastAsia="Avenir Next"/>
-          <w:color w:val="1A1A1A"/>
-          <w:sz w:val="21"/>
-          <w:szCs w:val="21"/>
           <w:u w:val="single"/>
         </w:rPr>
         <w:t xml:space="preserve">                </w:t>
@@ -1050,7 +1059,7 @@
         <w:rPr>
           <w:rFonts w:ascii="Avenir Next" w:hAnsi="Avenir Next" w:cs="Avenir Next" w:eastAsia="Avenir Next"/>
           <w:color w:val="1A1A1A"/>
-          <w:sz w:val="21"/>
+          <w:sz w:val="22"/>
           <w:szCs w:val="21"/>
         </w:rPr>
         <w:t xml:space="preserve"> cans in one box.</w:t>
@@ -1070,35 +1079,35 @@
           <w:rFonts w:ascii="Avenir Next" w:hAnsi="Avenir Next" w:cs="Avenir Next" w:eastAsia="Avenir Next"/>
           <w:b/>
           <w:color w:val="003A70"/>
+          <w:sz w:val="22"/>
+          <w:szCs w:val="18"/>
+        </w:rPr>
+        <w:t xml:space="preserve">Step 2</w:t>
+      </w:r>
+      <w:r>
+        <w:rPr>
+          <w:rFonts w:ascii="Avenir Next" w:hAnsi="Avenir Next" w:cs="Avenir Next" w:eastAsia="Avenir Next"/>
+          <w:color w:val="1A1A1A"/>
           <w:sz w:val="18"/>
           <w:szCs w:val="18"/>
         </w:rPr>
-        <w:t xml:space="preserve">Step 2</w:t>
-      </w:r>
-      <w:r>
-        <w:rPr>
-          <w:rFonts w:ascii="Avenir Next" w:hAnsi="Avenir Next" w:cs="Avenir Next" w:eastAsia="Avenir Next"/>
-          <w:color w:val="1A1A1A"/>
-          <w:sz w:val="18"/>
-          <w:szCs w:val="18"/>
-        </w:rPr>
         <w:tab/>
       </w:r>
       <w:r>
         <w:rPr>
           <w:rFonts w:ascii="Avenir Next" w:hAnsi="Avenir Next" w:cs="Avenir Next" w:eastAsia="Avenir Next"/>
           <w:color w:val="1A1A1A"/>
+          <w:sz w:val="22"/>
+          <w:szCs w:val="21"/>
+        </w:rPr>
+        <w:t xml:space="preserve">How many: </w:t>
+      </w:r>
+      <w:r>
+        <w:rPr>
+          <w:rFonts w:ascii="Avenir Next" w:hAnsi="Avenir Next" w:cs="Avenir Next" w:eastAsia="Avenir Next"/>
+          <w:color w:val="1A1A1A"/>
           <w:sz w:val="21"/>
           <w:szCs w:val="21"/>
-        </w:rPr>
-        <w:t xml:space="preserve">How many: </w:t>
-      </w:r>
-      <w:r>
-        <w:rPr>
-          <w:rFonts w:ascii="Avenir Next" w:hAnsi="Avenir Next" w:cs="Avenir Next" w:eastAsia="Avenir Next"/>
-          <w:color w:val="1A1A1A"/>
-          <w:sz w:val="21"/>
-          <w:szCs w:val="21"/>
           <w:u w:val="single"/>
         </w:rPr>
         <w:t xml:space="preserve">                </w:t>
@@ -1107,7 +1116,7 @@
         <w:rPr>
           <w:rFonts w:ascii="Avenir Next" w:hAnsi="Avenir Next" w:cs="Avenir Next" w:eastAsia="Avenir Next"/>
           <w:color w:val="1A1A1A"/>
-          <w:sz w:val="21"/>
+          <w:sz w:val="22"/>
           <w:szCs w:val="21"/>
         </w:rPr>
         <w:t xml:space="preserve"> boxes.</w:t>
@@ -1127,35 +1136,35 @@
           <w:rFonts w:ascii="Avenir Next" w:hAnsi="Avenir Next" w:cs="Avenir Next" w:eastAsia="Avenir Next"/>
           <w:b/>
           <w:color w:val="003A70"/>
+          <w:sz w:val="22"/>
+          <w:szCs w:val="18"/>
+        </w:rPr>
+        <w:t xml:space="preserve">Step 3</w:t>
+      </w:r>
+      <w:r>
+        <w:rPr>
+          <w:rFonts w:ascii="Avenir Next" w:hAnsi="Avenir Next" w:cs="Avenir Next" w:eastAsia="Avenir Next"/>
+          <w:color w:val="1A1A1A"/>
           <w:sz w:val="18"/>
           <w:szCs w:val="18"/>
         </w:rPr>
-        <w:t xml:space="preserve">Step 3</w:t>
-      </w:r>
-      <w:r>
-        <w:rPr>
-          <w:rFonts w:ascii="Avenir Next" w:hAnsi="Avenir Next" w:cs="Avenir Next" w:eastAsia="Avenir Next"/>
-          <w:color w:val="1A1A1A"/>
-          <w:sz w:val="18"/>
-          <w:szCs w:val="18"/>
-        </w:rPr>
         <w:tab/>
       </w:r>
       <w:r>
         <w:rPr>
           <w:rFonts w:ascii="Avenir Next" w:hAnsi="Avenir Next" w:cs="Avenir Next" w:eastAsia="Avenir Next"/>
           <w:color w:val="1A1A1A"/>
+          <w:sz w:val="22"/>
+          <w:szCs w:val="21"/>
+        </w:rPr>
+        <w:t xml:space="preserve">12 × 4 = </w:t>
+      </w:r>
+      <w:r>
+        <w:rPr>
+          <w:rFonts w:ascii="Avenir Next" w:hAnsi="Avenir Next" w:cs="Avenir Next" w:eastAsia="Avenir Next"/>
+          <w:color w:val="1A1A1A"/>
           <w:sz w:val="21"/>
           <w:szCs w:val="21"/>
-        </w:rPr>
-        <w:t xml:space="preserve">12 × 4 = </w:t>
-      </w:r>
-      <w:r>
-        <w:rPr>
-          <w:rFonts w:ascii="Avenir Next" w:hAnsi="Avenir Next" w:cs="Avenir Next" w:eastAsia="Avenir Next"/>
-          <w:color w:val="1A1A1A"/>
-          <w:sz w:val="21"/>
-          <w:szCs w:val="21"/>
           <w:u w:val="single"/>
         </w:rPr>
         <w:t xml:space="preserve">                </w:t>
@@ -1164,7 +1173,7 @@
         <w:rPr>
           <w:rFonts w:ascii="Avenir Next" w:hAnsi="Avenir Next" w:cs="Avenir Next" w:eastAsia="Avenir Next"/>
           <w:color w:val="1A1A1A"/>
-          <w:sz w:val="21"/>
+          <w:sz w:val="22"/>
           <w:szCs w:val="21"/>
         </w:rPr>
         <w:t xml:space="preserve"> cans</w:t>
@@ -1177,6 +1186,7 @@
     </w:p>
     <w:p>
       <w:pPr>
+        <w:pStyle w:val="Heading2"/>
         <w:keepNext/>
         <w:pBdr>
           <w:bottom w:val="single" w:sz="8" w:space="3" w:color="003A70"/>
@@ -1192,7 +1202,7 @@
           <w:b/>
           <w:color w:val="003A70"/>
           <w:spacing w:val="14"/>
-          <w:sz w:val="19"/>
+          <w:sz w:val="22"/>
           <w:szCs w:val="19"/>
         </w:rPr>
         <w:t xml:space="preserve">YOUR TURN</w:t>
@@ -1211,7 +1221,7 @@
           <w:rFonts w:ascii="Avenir Next" w:hAnsi="Avenir Next" w:cs="Avenir Next" w:eastAsia="Avenir Next"/>
           <w:i/>
           <w:color w:val="5A5F66"/>
-          <w:sz w:val="17"/>
+          <w:sz w:val="22"/>
           <w:szCs w:val="17"/>
         </w:rPr>
         <w:t xml:space="preserve">use the steps on your own</w:t>
@@ -1382,7 +1392,7 @@
                       <w:szCs w:val="22"/>
                       <w:u w:val="single"/>
                     </w:rPr>
-                    <w:t xml:space="preserve">        </w:t>
+                    <w:t xml:space="preserve">            </w:t>
                   </w:r>
                 </w:p>
               </w:tc>
@@ -1444,7 +1454,7 @@
                       <w:szCs w:val="22"/>
                       <w:u w:val="single"/>
                     </w:rPr>
-                    <w:t xml:space="preserve">        </w:t>
+                    <w:t xml:space="preserve">            </w:t>
                   </w:r>
                 </w:p>
               </w:tc>
@@ -1512,7 +1522,7 @@
                       <w:szCs w:val="22"/>
                       <w:u w:val="single"/>
                     </w:rPr>
-                    <w:t xml:space="preserve">        </w:t>
+                    <w:t xml:space="preserve">            </w:t>
                   </w:r>
                 </w:p>
               </w:tc>
@@ -1574,7 +1584,7 @@
                       <w:szCs w:val="22"/>
                       <w:u w:val="single"/>
                     </w:rPr>
-                    <w:t xml:space="preserve">        </w:t>
+                    <w:t xml:space="preserve">            </w:t>
                   </w:r>
                 </w:p>
               </w:tc>
@@ -1642,7 +1652,7 @@
                       <w:szCs w:val="22"/>
                       <w:u w:val="single"/>
                     </w:rPr>
-                    <w:t xml:space="preserve">        </w:t>
+                    <w:t xml:space="preserve">            </w:t>
                   </w:r>
                 </w:p>
               </w:tc>
@@ -1704,7 +1714,7 @@
                       <w:szCs w:val="22"/>
                       <w:u w:val="single"/>
                     </w:rPr>
-                    <w:t xml:space="preserve">        </w:t>
+                    <w:t xml:space="preserve">            </w:t>
                   </w:r>
                 </w:p>
               </w:tc>
@@ -1727,7 +1737,7 @@
       <w:pPr>
         <w:pageBreakBefore/>
         <w:keepNext/>
-        <w:spacing w:before="0" w:after="12" w:line="264" w:lineRule="auto"/>
+        <w:spacing w:before="0" w:after="10" w:line="252" w:lineRule="auto"/>
       </w:pPr>
       <w:r>
         <w:rPr>
@@ -1736,7 +1746,7 @@
           <w:caps/>
           <w:color w:val="003A70"/>
           <w:spacing w:val="12"/>
-          <w:sz w:val="19"/>
+          <w:sz w:val="22"/>
           <w:szCs w:val="19"/>
         </w:rPr>
         <w:t xml:space="preserve">Lesson 9-1  ·  Session 1  ·  Prerequisite Practice B  ·  Skill 2 of 2</w:t>
@@ -1744,8 +1754,9 @@
     </w:p>
     <w:p>
       <w:pPr>
+        <w:pStyle w:val="Heading1"/>
         <w:keepNext/>
-        <w:spacing w:before="0" w:after="10" w:line="240" w:lineRule="auto"/>
+        <w:spacing w:before="0" w:after="8" w:line="240" w:lineRule="auto"/>
       </w:pPr>
       <w:r>
         <w:rPr>
@@ -1763,13 +1774,13 @@
         <w:pBdr>
           <w:bottom w:val="single" w:sz="4" w:space="5" w:color="C9CDD2"/>
         </w:pBdr>
-        <w:spacing w:before="0" w:after="60" w:line="264" w:lineRule="auto"/>
+        <w:spacing w:before="0" w:after="51" w:line="252" w:lineRule="auto"/>
       </w:pPr>
       <w:r>
         <w:rPr>
           <w:rFonts w:ascii="Avenir Next" w:hAnsi="Avenir Next" w:cs="Avenir Next" w:eastAsia="Avenir Next"/>
           <w:color w:val="5A5F66"/>
-          <w:sz w:val="17"/>
+          <w:sz w:val="22"/>
           <w:szCs w:val="17"/>
         </w:rPr>
         <w:t xml:space="preserve">Builds on Lesson 3-1 Session 1 · 6.RP.A.1</w:t>
@@ -1812,7 +1823,8 @@
           </w:tcPr>
           <w:p>
             <w:pPr>
-              <w:spacing w:before="0" w:after="0" w:line="252" w:lineRule="auto"/>
+              <w:pStyle w:val="Heading2"/>
+              <w:spacing w:before="0" w:after="0" w:line="246" w:lineRule="auto"/>
             </w:pPr>
             <w:r>
               <w:rPr>
@@ -1835,13 +1847,13 @@
           </w:tcPr>
           <w:p>
             <w:pPr>
-              <w:spacing w:before="0" w:after="0" w:line="264" w:lineRule="auto"/>
+              <w:spacing w:before="0" w:after="0" w:line="252" w:lineRule="auto"/>
             </w:pPr>
             <w:r>
               <w:rPr>
                 <w:rFonts w:ascii="Avenir Next" w:hAnsi="Avenir Next" w:cs="Avenir Next" w:eastAsia="Avenir Next"/>
                 <w:color w:val="1A1A1A"/>
-                <w:sz w:val="20"/>
+                <w:sz w:val="22"/>
                 <w:szCs w:val="20"/>
               </w:rPr>
               <w:t xml:space="preserve">You will name the variables, like hours walked and money earned.</w:t>
@@ -1861,7 +1873,8 @@
           </w:tcPr>
           <w:p>
             <w:pPr>
-              <w:spacing w:before="0" w:after="0" w:line="252" w:lineRule="auto"/>
+              <w:pStyle w:val="Heading2"/>
+              <w:spacing w:before="0" w:after="0" w:line="246" w:lineRule="auto"/>
             </w:pPr>
             <w:r>
               <w:rPr>
@@ -1884,13 +1897,13 @@
           </w:tcPr>
           <w:p>
             <w:pPr>
-              <w:spacing w:before="0" w:after="0" w:line="264" w:lineRule="auto"/>
+              <w:spacing w:before="0" w:after="0" w:line="252" w:lineRule="auto"/>
             </w:pPr>
             <w:r>
               <w:rPr>
                 <w:rFonts w:ascii="Avenir Next" w:hAnsi="Avenir Next" w:cs="Avenir Next" w:eastAsia="Avenir Next"/>
                 <w:color w:val="1A1A1A"/>
-                <w:sz w:val="20"/>
+                <w:sz w:val="22"/>
                 <w:szCs w:val="20"/>
               </w:rPr>
               <w:t xml:space="preserve">Pick out the two amounts you can count or measure.  </w:t>
@@ -1900,7 +1913,7 @@
                 <w:rFonts w:ascii="Avenir Next" w:hAnsi="Avenir Next" w:cs="Avenir Next" w:eastAsia="Avenir Next"/>
                 <w:b/>
                 <w:color w:val="1A1A1A"/>
-                <w:sz w:val="20"/>
+                <w:sz w:val="22"/>
                 <w:szCs w:val="20"/>
               </w:rPr>
               <w:t xml:space="preserve">You will use it in Practice Form A, problems 3 and 5.</w:t>
@@ -1911,6 +1924,7 @@
     </w:tbl>
     <w:p>
       <w:pPr>
+        <w:pStyle w:val="Heading2"/>
         <w:keepNext/>
         <w:pBdr>
           <w:bottom w:val="single" w:sz="8" w:space="3" w:color="003A70"/>
@@ -1918,7 +1932,7 @@
         <w:tabs>
           <w:tab w:val="right" w:pos="9504"/>
         </w:tabs>
-        <w:spacing w:before="50" w:after="36" w:line="240" w:lineRule="auto"/>
+        <w:spacing w:before="42" w:after="31" w:line="240" w:lineRule="auto"/>
       </w:pPr>
       <w:r>
         <w:rPr>
@@ -1926,7 +1940,7 @@
           <w:b/>
           <w:color w:val="003A70"/>
           <w:spacing w:val="14"/>
-          <w:sz w:val="19"/>
+          <w:sz w:val="22"/>
           <w:szCs w:val="19"/>
         </w:rPr>
         <w:t xml:space="preserve">STEPS TO FOLLOW</w:t>
@@ -1945,7 +1959,7 @@
           <w:rFonts w:ascii="Avenir Next" w:hAnsi="Avenir Next" w:cs="Avenir Next" w:eastAsia="Avenir Next"/>
           <w:i/>
           <w:color w:val="5A5F66"/>
-          <w:sz w:val="17"/>
+          <w:sz w:val="22"/>
           <w:szCs w:val="17"/>
         </w:rPr>
         <w:t xml:space="preserve">use these same steps on every problem</w:t>
@@ -1987,6 +2001,7 @@
           </w:tcPr>
           <w:p>
             <w:pPr>
+              <w:pStyle w:val="Heading1"/>
               <w:spacing w:before="0" w:after="0" w:line="240" w:lineRule="auto"/>
               <w:jc w:val="center"/>
             </w:pPr>
@@ -2009,13 +2024,13 @@
           </w:tcPr>
           <w:p>
             <w:pPr>
-              <w:spacing w:before="0" w:after="0" w:line="264" w:lineRule="auto"/>
+              <w:spacing w:before="0" w:after="0" w:line="252" w:lineRule="auto"/>
             </w:pPr>
             <w:r>
               <w:rPr>
                 <w:rFonts w:ascii="Avenir Next" w:hAnsi="Avenir Next" w:cs="Avenir Next" w:eastAsia="Avenir Next"/>
                 <w:color w:val="1A1A1A"/>
-                <w:sz w:val="21"/>
+                <w:sz w:val="22"/>
                 <w:szCs w:val="21"/>
               </w:rPr>
               <w:t xml:space="preserve">Look for </w:t>
@@ -2025,7 +2040,7 @@
                 <w:rFonts w:ascii="Avenir Next" w:hAnsi="Avenir Next" w:cs="Avenir Next" w:eastAsia="Avenir Next"/>
                 <w:b/>
                 <w:color w:val="1A1A1A"/>
-                <w:sz w:val="21"/>
+                <w:sz w:val="22"/>
                 <w:szCs w:val="21"/>
               </w:rPr>
               <w:t xml:space="preserve">amounts</w:t>
@@ -2034,7 +2049,7 @@
               <w:rPr>
                 <w:rFonts w:ascii="Avenir Next" w:hAnsi="Avenir Next" w:cs="Avenir Next" w:eastAsia="Avenir Next"/>
                 <w:color w:val="1A1A1A"/>
-                <w:sz w:val="21"/>
+                <w:sz w:val="22"/>
                 <w:szCs w:val="21"/>
               </w:rPr>
               <w:t xml:space="preserve"> you can count or measure.</w:t>
@@ -2053,6 +2068,7 @@
           </w:tcPr>
           <w:p>
             <w:pPr>
+              <w:pStyle w:val="Heading1"/>
               <w:spacing w:before="0" w:after="0" w:line="240" w:lineRule="auto"/>
               <w:jc w:val="center"/>
             </w:pPr>
@@ -2075,13 +2091,13 @@
           </w:tcPr>
           <w:p>
             <w:pPr>
-              <w:spacing w:before="0" w:after="0" w:line="264" w:lineRule="auto"/>
+              <w:spacing w:before="0" w:after="0" w:line="252" w:lineRule="auto"/>
             </w:pPr>
             <w:r>
               <w:rPr>
                 <w:rFonts w:ascii="Avenir Next" w:hAnsi="Avenir Next" w:cs="Avenir Next" w:eastAsia="Avenir Next"/>
                 <w:color w:val="1A1A1A"/>
-                <w:sz w:val="21"/>
+                <w:sz w:val="22"/>
                 <w:szCs w:val="21"/>
               </w:rPr>
               <w:t xml:space="preserve">Skip </w:t>
@@ -2091,7 +2107,7 @@
                 <w:rFonts w:ascii="Avenir Next" w:hAnsi="Avenir Next" w:cs="Avenir Next" w:eastAsia="Avenir Next"/>
                 <w:b/>
                 <w:color w:val="1A1A1A"/>
-                <w:sz w:val="21"/>
+                <w:sz w:val="22"/>
                 <w:szCs w:val="21"/>
               </w:rPr>
               <w:t xml:space="preserve">people</w:t>
@@ -2100,7 +2116,7 @@
               <w:rPr>
                 <w:rFonts w:ascii="Avenir Next" w:hAnsi="Avenir Next" w:cs="Avenir Next" w:eastAsia="Avenir Next"/>
                 <w:color w:val="1A1A1A"/>
-                <w:sz w:val="21"/>
+                <w:sz w:val="22"/>
                 <w:szCs w:val="21"/>
               </w:rPr>
               <w:t xml:space="preserve">, places, and things.</w:t>
@@ -2119,6 +2135,7 @@
           </w:tcPr>
           <w:p>
             <w:pPr>
+              <w:pStyle w:val="Heading1"/>
               <w:spacing w:before="0" w:after="0" w:line="240" w:lineRule="auto"/>
               <w:jc w:val="center"/>
             </w:pPr>
@@ -2141,13 +2158,13 @@
           </w:tcPr>
           <w:p>
             <w:pPr>
-              <w:spacing w:before="0" w:after="0" w:line="264" w:lineRule="auto"/>
+              <w:spacing w:before="0" w:after="0" w:line="252" w:lineRule="auto"/>
             </w:pPr>
             <w:r>
               <w:rPr>
                 <w:rFonts w:ascii="Avenir Next" w:hAnsi="Avenir Next" w:cs="Avenir Next" w:eastAsia="Avenir Next"/>
                 <w:color w:val="1A1A1A"/>
-                <w:sz w:val="21"/>
+                <w:sz w:val="22"/>
                 <w:szCs w:val="21"/>
               </w:rPr>
               <w:t xml:space="preserve">Write each </w:t>
@@ -2157,7 +2174,7 @@
                 <w:rFonts w:ascii="Avenir Next" w:hAnsi="Avenir Next" w:cs="Avenir Next" w:eastAsia="Avenir Next"/>
                 <w:b/>
                 <w:color w:val="1A1A1A"/>
-                <w:sz w:val="21"/>
+                <w:sz w:val="22"/>
                 <w:szCs w:val="21"/>
               </w:rPr>
               <w:t xml:space="preserve">quantity</w:t>
@@ -2166,7 +2183,7 @@
               <w:rPr>
                 <w:rFonts w:ascii="Avenir Next" w:hAnsi="Avenir Next" w:cs="Avenir Next" w:eastAsia="Avenir Next"/>
                 <w:color w:val="1A1A1A"/>
-                <w:sz w:val="21"/>
+                <w:sz w:val="22"/>
                 <w:szCs w:val="21"/>
               </w:rPr>
               <w:t xml:space="preserve"> in words, like dollars earned.</w:t>
@@ -2177,6 +2194,7 @@
     </w:tbl>
     <w:p>
       <w:pPr>
+        <w:pStyle w:val="Heading2"/>
         <w:keepNext/>
         <w:pBdr>
           <w:bottom w:val="single" w:sz="8" w:space="3" w:color="003A70"/>
@@ -2184,7 +2202,7 @@
         <w:tabs>
           <w:tab w:val="right" w:pos="9504"/>
         </w:tabs>
-        <w:spacing w:before="50" w:after="36" w:line="240" w:lineRule="auto"/>
+        <w:spacing w:before="42" w:after="31" w:line="240" w:lineRule="auto"/>
       </w:pPr>
       <w:r>
         <w:rPr>
@@ -2192,7 +2210,7 @@
           <w:b/>
           <w:color w:val="003A70"/>
           <w:spacing w:val="14"/>
-          <w:sz w:val="19"/>
+          <w:sz w:val="22"/>
           <w:szCs w:val="19"/>
         </w:rPr>
         <w:t xml:space="preserve">WATCH ME</w:t>
@@ -2211,7 +2229,7 @@
           <w:rFonts w:ascii="Avenir Next" w:hAnsi="Avenir Next" w:cs="Avenir Next" w:eastAsia="Avenir Next"/>
           <w:i/>
           <w:color w:val="5A5F66"/>
-          <w:sz w:val="17"/>
+          <w:sz w:val="22"/>
           <w:szCs w:val="17"/>
         </w:rPr>
         <w:t xml:space="preserve">the steps in action</w:t>
@@ -2219,14 +2237,14 @@
     </w:p>
     <w:p>
       <w:pPr>
-        <w:spacing w:before="0" w:after="40" w:line="264" w:lineRule="auto"/>
+        <w:spacing w:before="0" w:after="34" w:line="252" w:lineRule="auto"/>
       </w:pPr>
       <w:r>
         <w:rPr>
           <w:rFonts w:ascii="Avenir Next" w:hAnsi="Avenir Next" w:cs="Avenir Next" w:eastAsia="Avenir Next"/>
           <w:b/>
           <w:color w:val="1A1A1A"/>
-          <w:sz w:val="21"/>
+          <w:sz w:val="22"/>
           <w:szCs w:val="21"/>
         </w:rPr>
         <w:t xml:space="preserve">Jaden walks for 3 hours and earns $30. Name the two quantities.</w:t>
@@ -2237,7 +2255,7 @@
         <w:tabs>
           <w:tab w:val="left" w:pos="950"/>
         </w:tabs>
-        <w:spacing w:before="0" w:after="24" w:line="256" w:lineRule="auto"/>
+        <w:spacing w:before="0" w:after="20" w:line="248" w:lineRule="auto"/>
         <w:ind w:left="950" w:hanging="950"/>
       </w:pPr>
       <w:r>
@@ -2245,25 +2263,25 @@
           <w:rFonts w:ascii="Avenir Next" w:hAnsi="Avenir Next" w:cs="Avenir Next" w:eastAsia="Avenir Next"/>
           <w:b/>
           <w:color w:val="003A70"/>
+          <w:sz w:val="22"/>
+          <w:szCs w:val="19"/>
+        </w:rPr>
+        <w:t xml:space="preserve">Step 1</w:t>
+      </w:r>
+      <w:r>
+        <w:rPr>
+          <w:rFonts w:ascii="Avenir Next" w:hAnsi="Avenir Next" w:cs="Avenir Next" w:eastAsia="Avenir Next"/>
+          <w:color w:val="1A1A1A"/>
           <w:sz w:val="19"/>
           <w:szCs w:val="19"/>
         </w:rPr>
-        <w:t xml:space="preserve">Step 1</w:t>
-      </w:r>
-      <w:r>
-        <w:rPr>
-          <w:rFonts w:ascii="Avenir Next" w:hAnsi="Avenir Next" w:cs="Avenir Next" w:eastAsia="Avenir Next"/>
-          <w:color w:val="1A1A1A"/>
-          <w:sz w:val="19"/>
-          <w:szCs w:val="19"/>
-        </w:rPr>
         <w:tab/>
       </w:r>
       <w:r>
         <w:rPr>
           <w:rFonts w:ascii="Avenir Next" w:hAnsi="Avenir Next" w:cs="Avenir Next" w:eastAsia="Avenir Next"/>
           <w:color w:val="1A1A1A"/>
-          <w:sz w:val="21"/>
+          <w:sz w:val="22"/>
           <w:szCs w:val="21"/>
         </w:rPr>
         <w:t xml:space="preserve">Amounts: 3 hours and $30.</w:t>
@@ -2274,7 +2292,7 @@
         <w:tabs>
           <w:tab w:val="left" w:pos="950"/>
         </w:tabs>
-        <w:spacing w:before="0" w:after="24" w:line="256" w:lineRule="auto"/>
+        <w:spacing w:before="0" w:after="20" w:line="248" w:lineRule="auto"/>
         <w:ind w:left="950" w:hanging="950"/>
       </w:pPr>
       <w:r>
@@ -2282,25 +2300,25 @@
           <w:rFonts w:ascii="Avenir Next" w:hAnsi="Avenir Next" w:cs="Avenir Next" w:eastAsia="Avenir Next"/>
           <w:b/>
           <w:color w:val="003A70"/>
+          <w:sz w:val="22"/>
+          <w:szCs w:val="19"/>
+        </w:rPr>
+        <w:t xml:space="preserve">Step 2</w:t>
+      </w:r>
+      <w:r>
+        <w:rPr>
+          <w:rFonts w:ascii="Avenir Next" w:hAnsi="Avenir Next" w:cs="Avenir Next" w:eastAsia="Avenir Next"/>
+          <w:color w:val="1A1A1A"/>
           <w:sz w:val="19"/>
           <w:szCs w:val="19"/>
         </w:rPr>
-        <w:t xml:space="preserve">Step 2</w:t>
-      </w:r>
-      <w:r>
-        <w:rPr>
-          <w:rFonts w:ascii="Avenir Next" w:hAnsi="Avenir Next" w:cs="Avenir Next" w:eastAsia="Avenir Next"/>
-          <w:color w:val="1A1A1A"/>
-          <w:sz w:val="19"/>
-          <w:szCs w:val="19"/>
-        </w:rPr>
         <w:tab/>
       </w:r>
       <w:r>
         <w:rPr>
           <w:rFonts w:ascii="Avenir Next" w:hAnsi="Avenir Next" w:cs="Avenir Next" w:eastAsia="Avenir Next"/>
           <w:color w:val="1A1A1A"/>
-          <w:sz w:val="21"/>
+          <w:sz w:val="22"/>
           <w:szCs w:val="21"/>
         </w:rPr>
         <w:t xml:space="preserve">Skip Jaden. He is a person.</w:t>
@@ -2311,7 +2329,7 @@
         <w:tabs>
           <w:tab w:val="left" w:pos="950"/>
         </w:tabs>
-        <w:spacing w:before="0" w:after="24" w:line="256" w:lineRule="auto"/>
+        <w:spacing w:before="0" w:after="20" w:line="248" w:lineRule="auto"/>
         <w:ind w:left="950" w:hanging="950"/>
       </w:pPr>
       <w:r>
@@ -2319,25 +2337,25 @@
           <w:rFonts w:ascii="Avenir Next" w:hAnsi="Avenir Next" w:cs="Avenir Next" w:eastAsia="Avenir Next"/>
           <w:b/>
           <w:color w:val="003A70"/>
+          <w:sz w:val="22"/>
+          <w:szCs w:val="19"/>
+        </w:rPr>
+        <w:t xml:space="preserve">Step 3</w:t>
+      </w:r>
+      <w:r>
+        <w:rPr>
+          <w:rFonts w:ascii="Avenir Next" w:hAnsi="Avenir Next" w:cs="Avenir Next" w:eastAsia="Avenir Next"/>
+          <w:color w:val="1A1A1A"/>
           <w:sz w:val="19"/>
           <w:szCs w:val="19"/>
         </w:rPr>
-        <w:t xml:space="preserve">Step 3</w:t>
-      </w:r>
-      <w:r>
-        <w:rPr>
-          <w:rFonts w:ascii="Avenir Next" w:hAnsi="Avenir Next" w:cs="Avenir Next" w:eastAsia="Avenir Next"/>
-          <w:color w:val="1A1A1A"/>
-          <w:sz w:val="19"/>
-          <w:szCs w:val="19"/>
-        </w:rPr>
         <w:tab/>
       </w:r>
       <w:r>
         <w:rPr>
           <w:rFonts w:ascii="Avenir Next" w:hAnsi="Avenir Next" w:cs="Avenir Next" w:eastAsia="Avenir Next"/>
           <w:color w:val="1A1A1A"/>
-          <w:sz w:val="21"/>
+          <w:sz w:val="22"/>
           <w:szCs w:val="21"/>
         </w:rPr>
         <w:t xml:space="preserve">Hours walked and dollars earned.</w:t>
@@ -2348,7 +2366,7 @@
         <w:tabs>
           <w:tab w:val="left" w:pos="950"/>
         </w:tabs>
-        <w:spacing w:before="20" w:after="0" w:line="256" w:lineRule="auto"/>
+        <w:spacing w:before="17" w:after="0" w:line="248" w:lineRule="auto"/>
         <w:ind w:left="950" w:hanging="950"/>
       </w:pPr>
       <w:r>
@@ -2356,18 +2374,18 @@
           <w:rFonts w:ascii="Avenir Next" w:hAnsi="Avenir Next" w:cs="Avenir Next" w:eastAsia="Avenir Next"/>
           <w:b/>
           <w:color w:val="1A1A1A"/>
+          <w:sz w:val="22"/>
+          <w:szCs w:val="21"/>
+        </w:rPr>
+        <w:t xml:space="preserve">Answer</w:t>
+      </w:r>
+      <w:r>
+        <w:rPr>
+          <w:rFonts w:ascii="Avenir Next" w:hAnsi="Avenir Next" w:cs="Avenir Next" w:eastAsia="Avenir Next"/>
+          <w:color w:val="1A1A1A"/>
           <w:sz w:val="21"/>
           <w:szCs w:val="21"/>
         </w:rPr>
-        <w:t xml:space="preserve">Answer</w:t>
-      </w:r>
-      <w:r>
-        <w:rPr>
-          <w:rFonts w:ascii="Avenir Next" w:hAnsi="Avenir Next" w:cs="Avenir Next" w:eastAsia="Avenir Next"/>
-          <w:color w:val="1A1A1A"/>
-          <w:sz w:val="21"/>
-          <w:szCs w:val="21"/>
-        </w:rPr>
         <w:tab/>
       </w:r>
       <w:r>
@@ -2375,7 +2393,7 @@
           <w:rFonts w:ascii="Avenir Next" w:hAnsi="Avenir Next" w:cs="Avenir Next" w:eastAsia="Avenir Next"/>
           <w:b/>
           <w:color w:val="1A1A1A"/>
-          <w:sz w:val="21"/>
+          <w:sz w:val="22"/>
           <w:szCs w:val="21"/>
         </w:rPr>
         <w:t xml:space="preserve">hours walked and dollars earned</w:t>
@@ -2383,6 +2401,7 @@
     </w:p>
     <w:p>
       <w:pPr>
+        <w:pStyle w:val="Heading2"/>
         <w:keepNext/>
         <w:pBdr>
           <w:bottom w:val="single" w:sz="8" w:space="3" w:color="003A70"/>
@@ -2390,7 +2409,7 @@
         <w:tabs>
           <w:tab w:val="right" w:pos="9504"/>
         </w:tabs>
-        <w:spacing w:before="50" w:after="36" w:line="240" w:lineRule="auto"/>
+        <w:spacing w:before="42" w:after="31" w:line="240" w:lineRule="auto"/>
       </w:pPr>
       <w:r>
         <w:rPr>
@@ -2398,7 +2417,7 @@
           <w:b/>
           <w:color w:val="003A70"/>
           <w:spacing w:val="14"/>
-          <w:sz w:val="19"/>
+          <w:sz w:val="22"/>
           <w:szCs w:val="19"/>
         </w:rPr>
         <w:t xml:space="preserve">TRY IT WITH HELP</w:t>
@@ -2417,7 +2436,7 @@
           <w:rFonts w:ascii="Avenir Next" w:hAnsi="Avenir Next" w:cs="Avenir Next" w:eastAsia="Avenir Next"/>
           <w:i/>
           <w:color w:val="5A5F66"/>
-          <w:sz w:val="17"/>
+          <w:sz w:val="22"/>
           <w:szCs w:val="17"/>
         </w:rPr>
         <w:t xml:space="preserve">fill in each step</w:t>
@@ -2429,7 +2448,7 @@
         <w:tabs>
           <w:tab w:val="left" w:pos="432"/>
         </w:tabs>
-        <w:spacing w:before="90" w:after="40" w:line="268" w:lineRule="auto"/>
+        <w:spacing w:before="76" w:after="34" w:line="254" w:lineRule="auto"/>
         <w:ind w:left="432" w:hanging="432"/>
       </w:pPr>
       <w:r>
@@ -2467,7 +2486,7 @@
         <w:tabs>
           <w:tab w:val="left" w:pos="1300"/>
         </w:tabs>
-        <w:spacing w:before="0" w:after="24" w:line="272" w:lineRule="auto"/>
+        <w:spacing w:before="0" w:after="20" w:line="256" w:lineRule="auto"/>
         <w:ind w:left="1300" w:hanging="868"/>
       </w:pPr>
       <w:r>
@@ -2475,28 +2494,47 @@
           <w:rFonts w:ascii="Avenir Next" w:hAnsi="Avenir Next" w:cs="Avenir Next" w:eastAsia="Avenir Next"/>
           <w:b/>
           <w:color w:val="003A70"/>
+          <w:sz w:val="22"/>
+          <w:szCs w:val="18"/>
+        </w:rPr>
+        <w:t xml:space="preserve">Step 1</w:t>
+      </w:r>
+      <w:r>
+        <w:rPr>
+          <w:rFonts w:ascii="Avenir Next" w:hAnsi="Avenir Next" w:cs="Avenir Next" w:eastAsia="Avenir Next"/>
+          <w:color w:val="1A1A1A"/>
           <w:sz w:val="18"/>
           <w:szCs w:val="18"/>
         </w:rPr>
-        <w:t xml:space="preserve">Step 1</w:t>
-      </w:r>
-      <w:r>
-        <w:rPr>
-          <w:rFonts w:ascii="Avenir Next" w:hAnsi="Avenir Next" w:cs="Avenir Next" w:eastAsia="Avenir Next"/>
-          <w:color w:val="1A1A1A"/>
-          <w:sz w:val="18"/>
-          <w:szCs w:val="18"/>
-        </w:rPr>
         <w:tab/>
       </w:r>
       <w:r>
         <w:rPr>
           <w:rFonts w:ascii="Avenir Next" w:hAnsi="Avenir Next" w:cs="Avenir Next" w:eastAsia="Avenir Next"/>
           <w:color w:val="1A1A1A"/>
+          <w:sz w:val="22"/>
+          <w:szCs w:val="21"/>
+        </w:rPr>
+        <w:t xml:space="preserve">Amounts: </w:t>
+      </w:r>
+      <w:r>
+        <w:rPr>
+          <w:rFonts w:ascii="Avenir Next" w:hAnsi="Avenir Next" w:cs="Avenir Next" w:eastAsia="Avenir Next"/>
+          <w:color w:val="1A1A1A"/>
           <w:sz w:val="21"/>
           <w:szCs w:val="21"/>
-        </w:rPr>
-        <w:t xml:space="preserve">Amounts: </w:t>
+          <w:u w:val="single"/>
+        </w:rPr>
+        <w:t xml:space="preserve">                </w:t>
+      </w:r>
+      <w:r>
+        <w:rPr>
+          <w:rFonts w:ascii="Avenir Next" w:hAnsi="Avenir Next" w:cs="Avenir Next" w:eastAsia="Avenir Next"/>
+          <w:color w:val="1A1A1A"/>
+          <w:sz w:val="22"/>
+          <w:szCs w:val="21"/>
+        </w:rPr>
+        <w:t xml:space="preserve"> and </w:t>
       </w:r>
       <w:r>
         <w:rPr>
@@ -2512,26 +2550,7 @@
         <w:rPr>
           <w:rFonts w:ascii="Avenir Next" w:hAnsi="Avenir Next" w:cs="Avenir Next" w:eastAsia="Avenir Next"/>
           <w:color w:val="1A1A1A"/>
-          <w:sz w:val="21"/>
-          <w:szCs w:val="21"/>
-        </w:rPr>
-        <w:t xml:space="preserve"> and </w:t>
-      </w:r>
-      <w:r>
-        <w:rPr>
-          <w:rFonts w:ascii="Avenir Next" w:hAnsi="Avenir Next" w:cs="Avenir Next" w:eastAsia="Avenir Next"/>
-          <w:color w:val="1A1A1A"/>
-          <w:sz w:val="21"/>
-          <w:szCs w:val="21"/>
-          <w:u w:val="single"/>
-        </w:rPr>
-        <w:t xml:space="preserve">                </w:t>
-      </w:r>
-      <w:r>
-        <w:rPr>
-          <w:rFonts w:ascii="Avenir Next" w:hAnsi="Avenir Next" w:cs="Avenir Next" w:eastAsia="Avenir Next"/>
-          <w:color w:val="1A1A1A"/>
-          <w:sz w:val="21"/>
+          <w:sz w:val="22"/>
           <w:szCs w:val="21"/>
         </w:rPr>
         <w:t xml:space="preserve">.</w:t>
@@ -2543,7 +2562,7 @@
         <w:tabs>
           <w:tab w:val="left" w:pos="1300"/>
         </w:tabs>
-        <w:spacing w:before="0" w:after="24" w:line="272" w:lineRule="auto"/>
+        <w:spacing w:before="0" w:after="20" w:line="256" w:lineRule="auto"/>
         <w:ind w:left="1300" w:hanging="868"/>
       </w:pPr>
       <w:r>
@@ -2551,35 +2570,35 @@
           <w:rFonts w:ascii="Avenir Next" w:hAnsi="Avenir Next" w:cs="Avenir Next" w:eastAsia="Avenir Next"/>
           <w:b/>
           <w:color w:val="003A70"/>
+          <w:sz w:val="22"/>
+          <w:szCs w:val="18"/>
+        </w:rPr>
+        <w:t xml:space="preserve">Step 2</w:t>
+      </w:r>
+      <w:r>
+        <w:rPr>
+          <w:rFonts w:ascii="Avenir Next" w:hAnsi="Avenir Next" w:cs="Avenir Next" w:eastAsia="Avenir Next"/>
+          <w:color w:val="1A1A1A"/>
           <w:sz w:val="18"/>
           <w:szCs w:val="18"/>
         </w:rPr>
-        <w:t xml:space="preserve">Step 2</w:t>
-      </w:r>
-      <w:r>
-        <w:rPr>
-          <w:rFonts w:ascii="Avenir Next" w:hAnsi="Avenir Next" w:cs="Avenir Next" w:eastAsia="Avenir Next"/>
-          <w:color w:val="1A1A1A"/>
-          <w:sz w:val="18"/>
-          <w:szCs w:val="18"/>
-        </w:rPr>
         <w:tab/>
       </w:r>
       <w:r>
         <w:rPr>
           <w:rFonts w:ascii="Avenir Next" w:hAnsi="Avenir Next" w:cs="Avenir Next" w:eastAsia="Avenir Next"/>
           <w:color w:val="1A1A1A"/>
+          <w:sz w:val="22"/>
+          <w:szCs w:val="21"/>
+        </w:rPr>
+        <w:t xml:space="preserve">Skip </w:t>
+      </w:r>
+      <w:r>
+        <w:rPr>
+          <w:rFonts w:ascii="Avenir Next" w:hAnsi="Avenir Next" w:cs="Avenir Next" w:eastAsia="Avenir Next"/>
+          <w:color w:val="1A1A1A"/>
           <w:sz w:val="21"/>
           <w:szCs w:val="21"/>
-        </w:rPr>
-        <w:t xml:space="preserve">Skip </w:t>
-      </w:r>
-      <w:r>
-        <w:rPr>
-          <w:rFonts w:ascii="Avenir Next" w:hAnsi="Avenir Next" w:cs="Avenir Next" w:eastAsia="Avenir Next"/>
-          <w:color w:val="1A1A1A"/>
-          <w:sz w:val="21"/>
-          <w:szCs w:val="21"/>
           <w:u w:val="single"/>
         </w:rPr>
         <w:t xml:space="preserve">                </w:t>
@@ -2588,7 +2607,7 @@
         <w:rPr>
           <w:rFonts w:ascii="Avenir Next" w:hAnsi="Avenir Next" w:cs="Avenir Next" w:eastAsia="Avenir Next"/>
           <w:color w:val="1A1A1A"/>
-          <w:sz w:val="21"/>
+          <w:sz w:val="22"/>
           <w:szCs w:val="21"/>
         </w:rPr>
         <w:t xml:space="preserve">. She is a person.</w:t>
@@ -2600,7 +2619,7 @@
         <w:tabs>
           <w:tab w:val="left" w:pos="1300"/>
         </w:tabs>
-        <w:spacing w:before="0" w:after="24" w:line="272" w:lineRule="auto"/>
+        <w:spacing w:before="0" w:after="20" w:line="256" w:lineRule="auto"/>
         <w:ind w:left="1300" w:hanging="868"/>
       </w:pPr>
       <w:r>
@@ -2608,28 +2627,47 @@
           <w:rFonts w:ascii="Avenir Next" w:hAnsi="Avenir Next" w:cs="Avenir Next" w:eastAsia="Avenir Next"/>
           <w:b/>
           <w:color w:val="003A70"/>
+          <w:sz w:val="22"/>
+          <w:szCs w:val="18"/>
+        </w:rPr>
+        <w:t xml:space="preserve">Step 3</w:t>
+      </w:r>
+      <w:r>
+        <w:rPr>
+          <w:rFonts w:ascii="Avenir Next" w:hAnsi="Avenir Next" w:cs="Avenir Next" w:eastAsia="Avenir Next"/>
+          <w:color w:val="1A1A1A"/>
           <w:sz w:val="18"/>
           <w:szCs w:val="18"/>
         </w:rPr>
-        <w:t xml:space="preserve">Step 3</w:t>
-      </w:r>
-      <w:r>
-        <w:rPr>
-          <w:rFonts w:ascii="Avenir Next" w:hAnsi="Avenir Next" w:cs="Avenir Next" w:eastAsia="Avenir Next"/>
-          <w:color w:val="1A1A1A"/>
-          <w:sz w:val="18"/>
-          <w:szCs w:val="18"/>
-        </w:rPr>
         <w:tab/>
       </w:r>
       <w:r>
         <w:rPr>
           <w:rFonts w:ascii="Avenir Next" w:hAnsi="Avenir Next" w:cs="Avenir Next" w:eastAsia="Avenir Next"/>
           <w:color w:val="1A1A1A"/>
+          <w:sz w:val="22"/>
+          <w:szCs w:val="21"/>
+        </w:rPr>
+        <w:t xml:space="preserve">The quantities are </w:t>
+      </w:r>
+      <w:r>
+        <w:rPr>
+          <w:rFonts w:ascii="Avenir Next" w:hAnsi="Avenir Next" w:cs="Avenir Next" w:eastAsia="Avenir Next"/>
+          <w:color w:val="1A1A1A"/>
           <w:sz w:val="21"/>
           <w:szCs w:val="21"/>
-        </w:rPr>
-        <w:t xml:space="preserve">The quantities are </w:t>
+          <w:u w:val="single"/>
+        </w:rPr>
+        <w:t xml:space="preserve">                </w:t>
+      </w:r>
+      <w:r>
+        <w:rPr>
+          <w:rFonts w:ascii="Avenir Next" w:hAnsi="Avenir Next" w:cs="Avenir Next" w:eastAsia="Avenir Next"/>
+          <w:color w:val="1A1A1A"/>
+          <w:sz w:val="22"/>
+          <w:szCs w:val="21"/>
+        </w:rPr>
+        <w:t xml:space="preserve"> and </w:t>
       </w:r>
       <w:r>
         <w:rPr>
@@ -2645,26 +2683,7 @@
         <w:rPr>
           <w:rFonts w:ascii="Avenir Next" w:hAnsi="Avenir Next" w:cs="Avenir Next" w:eastAsia="Avenir Next"/>
           <w:color w:val="1A1A1A"/>
-          <w:sz w:val="21"/>
-          <w:szCs w:val="21"/>
-        </w:rPr>
-        <w:t xml:space="preserve"> and </w:t>
-      </w:r>
-      <w:r>
-        <w:rPr>
-          <w:rFonts w:ascii="Avenir Next" w:hAnsi="Avenir Next" w:cs="Avenir Next" w:eastAsia="Avenir Next"/>
-          <w:color w:val="1A1A1A"/>
-          <w:sz w:val="21"/>
-          <w:szCs w:val="21"/>
-          <w:u w:val="single"/>
-        </w:rPr>
-        <w:t xml:space="preserve">                </w:t>
-      </w:r>
-      <w:r>
-        <w:rPr>
-          <w:rFonts w:ascii="Avenir Next" w:hAnsi="Avenir Next" w:cs="Avenir Next" w:eastAsia="Avenir Next"/>
-          <w:color w:val="1A1A1A"/>
-          <w:sz w:val="21"/>
+          <w:sz w:val="22"/>
           <w:szCs w:val="21"/>
         </w:rPr>
         <w:t xml:space="preserve">.</w:t>
@@ -2681,7 +2700,7 @@
         <w:tabs>
           <w:tab w:val="left" w:pos="432"/>
         </w:tabs>
-        <w:spacing w:before="90" w:after="40" w:line="268" w:lineRule="auto"/>
+        <w:spacing w:before="76" w:after="34" w:line="254" w:lineRule="auto"/>
         <w:ind w:left="432" w:hanging="432"/>
       </w:pPr>
       <w:r>
@@ -2719,7 +2738,7 @@
         <w:tabs>
           <w:tab w:val="left" w:pos="1300"/>
         </w:tabs>
-        <w:spacing w:before="0" w:after="24" w:line="272" w:lineRule="auto"/>
+        <w:spacing w:before="0" w:after="20" w:line="256" w:lineRule="auto"/>
         <w:ind w:left="1300" w:hanging="868"/>
       </w:pPr>
       <w:r>
@@ -2727,28 +2746,47 @@
           <w:rFonts w:ascii="Avenir Next" w:hAnsi="Avenir Next" w:cs="Avenir Next" w:eastAsia="Avenir Next"/>
           <w:b/>
           <w:color w:val="003A70"/>
+          <w:sz w:val="22"/>
+          <w:szCs w:val="18"/>
+        </w:rPr>
+        <w:t xml:space="preserve">Step 1</w:t>
+      </w:r>
+      <w:r>
+        <w:rPr>
+          <w:rFonts w:ascii="Avenir Next" w:hAnsi="Avenir Next" w:cs="Avenir Next" w:eastAsia="Avenir Next"/>
+          <w:color w:val="1A1A1A"/>
           <w:sz w:val="18"/>
           <w:szCs w:val="18"/>
         </w:rPr>
-        <w:t xml:space="preserve">Step 1</w:t>
-      </w:r>
-      <w:r>
-        <w:rPr>
-          <w:rFonts w:ascii="Avenir Next" w:hAnsi="Avenir Next" w:cs="Avenir Next" w:eastAsia="Avenir Next"/>
-          <w:color w:val="1A1A1A"/>
-          <w:sz w:val="18"/>
-          <w:szCs w:val="18"/>
-        </w:rPr>
         <w:tab/>
       </w:r>
       <w:r>
         <w:rPr>
           <w:rFonts w:ascii="Avenir Next" w:hAnsi="Avenir Next" w:cs="Avenir Next" w:eastAsia="Avenir Next"/>
           <w:color w:val="1A1A1A"/>
+          <w:sz w:val="22"/>
+          <w:szCs w:val="21"/>
+        </w:rPr>
+        <w:t xml:space="preserve">Amounts: </w:t>
+      </w:r>
+      <w:r>
+        <w:rPr>
+          <w:rFonts w:ascii="Avenir Next" w:hAnsi="Avenir Next" w:cs="Avenir Next" w:eastAsia="Avenir Next"/>
+          <w:color w:val="1A1A1A"/>
           <w:sz w:val="21"/>
           <w:szCs w:val="21"/>
-        </w:rPr>
-        <w:t xml:space="preserve">Amounts: </w:t>
+          <w:u w:val="single"/>
+        </w:rPr>
+        <w:t xml:space="preserve">                </w:t>
+      </w:r>
+      <w:r>
+        <w:rPr>
+          <w:rFonts w:ascii="Avenir Next" w:hAnsi="Avenir Next" w:cs="Avenir Next" w:eastAsia="Avenir Next"/>
+          <w:color w:val="1A1A1A"/>
+          <w:sz w:val="22"/>
+          <w:szCs w:val="21"/>
+        </w:rPr>
+        <w:t xml:space="preserve"> and </w:t>
       </w:r>
       <w:r>
         <w:rPr>
@@ -2764,26 +2802,7 @@
         <w:rPr>
           <w:rFonts w:ascii="Avenir Next" w:hAnsi="Avenir Next" w:cs="Avenir Next" w:eastAsia="Avenir Next"/>
           <w:color w:val="1A1A1A"/>
-          <w:sz w:val="21"/>
-          <w:szCs w:val="21"/>
-        </w:rPr>
-        <w:t xml:space="preserve"> and </w:t>
-      </w:r>
-      <w:r>
-        <w:rPr>
-          <w:rFonts w:ascii="Avenir Next" w:hAnsi="Avenir Next" w:cs="Avenir Next" w:eastAsia="Avenir Next"/>
-          <w:color w:val="1A1A1A"/>
-          <w:sz w:val="21"/>
-          <w:szCs w:val="21"/>
-          <w:u w:val="single"/>
-        </w:rPr>
-        <w:t xml:space="preserve">                </w:t>
-      </w:r>
-      <w:r>
-        <w:rPr>
-          <w:rFonts w:ascii="Avenir Next" w:hAnsi="Avenir Next" w:cs="Avenir Next" w:eastAsia="Avenir Next"/>
-          <w:color w:val="1A1A1A"/>
-          <w:sz w:val="21"/>
+          <w:sz w:val="22"/>
           <w:szCs w:val="21"/>
         </w:rPr>
         <w:t xml:space="preserve">.</w:t>
@@ -2795,7 +2814,7 @@
         <w:tabs>
           <w:tab w:val="left" w:pos="1300"/>
         </w:tabs>
-        <w:spacing w:before="0" w:after="24" w:line="272" w:lineRule="auto"/>
+        <w:spacing w:before="0" w:after="20" w:line="256" w:lineRule="auto"/>
         <w:ind w:left="1300" w:hanging="868"/>
       </w:pPr>
       <w:r>
@@ -2803,35 +2822,35 @@
           <w:rFonts w:ascii="Avenir Next" w:hAnsi="Avenir Next" w:cs="Avenir Next" w:eastAsia="Avenir Next"/>
           <w:b/>
           <w:color w:val="003A70"/>
+          <w:sz w:val="22"/>
+          <w:szCs w:val="18"/>
+        </w:rPr>
+        <w:t xml:space="preserve">Step 2</w:t>
+      </w:r>
+      <w:r>
+        <w:rPr>
+          <w:rFonts w:ascii="Avenir Next" w:hAnsi="Avenir Next" w:cs="Avenir Next" w:eastAsia="Avenir Next"/>
+          <w:color w:val="1A1A1A"/>
           <w:sz w:val="18"/>
           <w:szCs w:val="18"/>
         </w:rPr>
-        <w:t xml:space="preserve">Step 2</w:t>
-      </w:r>
-      <w:r>
-        <w:rPr>
-          <w:rFonts w:ascii="Avenir Next" w:hAnsi="Avenir Next" w:cs="Avenir Next" w:eastAsia="Avenir Next"/>
-          <w:color w:val="1A1A1A"/>
-          <w:sz w:val="18"/>
-          <w:szCs w:val="18"/>
-        </w:rPr>
         <w:tab/>
       </w:r>
       <w:r>
         <w:rPr>
           <w:rFonts w:ascii="Avenir Next" w:hAnsi="Avenir Next" w:cs="Avenir Next" w:eastAsia="Avenir Next"/>
           <w:color w:val="1A1A1A"/>
+          <w:sz w:val="22"/>
+          <w:szCs w:val="21"/>
+        </w:rPr>
+        <w:t xml:space="preserve">Skip the </w:t>
+      </w:r>
+      <w:r>
+        <w:rPr>
+          <w:rFonts w:ascii="Avenir Next" w:hAnsi="Avenir Next" w:cs="Avenir Next" w:eastAsia="Avenir Next"/>
+          <w:color w:val="1A1A1A"/>
           <w:sz w:val="21"/>
           <w:szCs w:val="21"/>
-        </w:rPr>
-        <w:t xml:space="preserve">Skip the </w:t>
-      </w:r>
-      <w:r>
-        <w:rPr>
-          <w:rFonts w:ascii="Avenir Next" w:hAnsi="Avenir Next" w:cs="Avenir Next" w:eastAsia="Avenir Next"/>
-          <w:color w:val="1A1A1A"/>
-          <w:sz w:val="21"/>
-          <w:szCs w:val="21"/>
           <w:u w:val="single"/>
         </w:rPr>
         <w:t xml:space="preserve">                </w:t>
@@ -2840,7 +2859,7 @@
         <w:rPr>
           <w:rFonts w:ascii="Avenir Next" w:hAnsi="Avenir Next" w:cs="Avenir Next" w:eastAsia="Avenir Next"/>
           <w:color w:val="1A1A1A"/>
-          <w:sz w:val="21"/>
+          <w:sz w:val="22"/>
           <w:szCs w:val="21"/>
         </w:rPr>
         <w:t xml:space="preserve">. It is a thing.</w:t>
@@ -2852,7 +2871,7 @@
         <w:tabs>
           <w:tab w:val="left" w:pos="1300"/>
         </w:tabs>
-        <w:spacing w:before="0" w:after="24" w:line="272" w:lineRule="auto"/>
+        <w:spacing w:before="0" w:after="20" w:line="256" w:lineRule="auto"/>
         <w:ind w:left="1300" w:hanging="868"/>
       </w:pPr>
       <w:r>
@@ -2860,28 +2879,47 @@
           <w:rFonts w:ascii="Avenir Next" w:hAnsi="Avenir Next" w:cs="Avenir Next" w:eastAsia="Avenir Next"/>
           <w:b/>
           <w:color w:val="003A70"/>
+          <w:sz w:val="22"/>
+          <w:szCs w:val="18"/>
+        </w:rPr>
+        <w:t xml:space="preserve">Step 3</w:t>
+      </w:r>
+      <w:r>
+        <w:rPr>
+          <w:rFonts w:ascii="Avenir Next" w:hAnsi="Avenir Next" w:cs="Avenir Next" w:eastAsia="Avenir Next"/>
+          <w:color w:val="1A1A1A"/>
           <w:sz w:val="18"/>
           <w:szCs w:val="18"/>
         </w:rPr>
-        <w:t xml:space="preserve">Step 3</w:t>
-      </w:r>
-      <w:r>
-        <w:rPr>
-          <w:rFonts w:ascii="Avenir Next" w:hAnsi="Avenir Next" w:cs="Avenir Next" w:eastAsia="Avenir Next"/>
-          <w:color w:val="1A1A1A"/>
-          <w:sz w:val="18"/>
-          <w:szCs w:val="18"/>
-        </w:rPr>
         <w:tab/>
       </w:r>
       <w:r>
         <w:rPr>
           <w:rFonts w:ascii="Avenir Next" w:hAnsi="Avenir Next" w:cs="Avenir Next" w:eastAsia="Avenir Next"/>
           <w:color w:val="1A1A1A"/>
+          <w:sz w:val="22"/>
+          <w:szCs w:val="21"/>
+        </w:rPr>
+        <w:t xml:space="preserve">The quantities are </w:t>
+      </w:r>
+      <w:r>
+        <w:rPr>
+          <w:rFonts w:ascii="Avenir Next" w:hAnsi="Avenir Next" w:cs="Avenir Next" w:eastAsia="Avenir Next"/>
+          <w:color w:val="1A1A1A"/>
           <w:sz w:val="21"/>
           <w:szCs w:val="21"/>
-        </w:rPr>
-        <w:t xml:space="preserve">The quantities are </w:t>
+          <w:u w:val="single"/>
+        </w:rPr>
+        <w:t xml:space="preserve">                </w:t>
+      </w:r>
+      <w:r>
+        <w:rPr>
+          <w:rFonts w:ascii="Avenir Next" w:hAnsi="Avenir Next" w:cs="Avenir Next" w:eastAsia="Avenir Next"/>
+          <w:color w:val="1A1A1A"/>
+          <w:sz w:val="22"/>
+          <w:szCs w:val="21"/>
+        </w:rPr>
+        <w:t xml:space="preserve"> and </w:t>
       </w:r>
       <w:r>
         <w:rPr>
@@ -2897,26 +2935,7 @@
         <w:rPr>
           <w:rFonts w:ascii="Avenir Next" w:hAnsi="Avenir Next" w:cs="Avenir Next" w:eastAsia="Avenir Next"/>
           <w:color w:val="1A1A1A"/>
-          <w:sz w:val="21"/>
-          <w:szCs w:val="21"/>
-        </w:rPr>
-        <w:t xml:space="preserve"> and </w:t>
-      </w:r>
-      <w:r>
-        <w:rPr>
-          <w:rFonts w:ascii="Avenir Next" w:hAnsi="Avenir Next" w:cs="Avenir Next" w:eastAsia="Avenir Next"/>
-          <w:color w:val="1A1A1A"/>
-          <w:sz w:val="21"/>
-          <w:szCs w:val="21"/>
-          <w:u w:val="single"/>
-        </w:rPr>
-        <w:t xml:space="preserve">                </w:t>
-      </w:r>
-      <w:r>
-        <w:rPr>
-          <w:rFonts w:ascii="Avenir Next" w:hAnsi="Avenir Next" w:cs="Avenir Next" w:eastAsia="Avenir Next"/>
-          <w:color w:val="1A1A1A"/>
-          <w:sz w:val="21"/>
+          <w:sz w:val="22"/>
           <w:szCs w:val="21"/>
         </w:rPr>
         <w:t xml:space="preserve">.</w:t>
@@ -2929,6 +2948,7 @@
     </w:p>
     <w:p>
       <w:pPr>
+        <w:pStyle w:val="Heading2"/>
         <w:keepNext/>
         <w:pBdr>
           <w:bottom w:val="single" w:sz="8" w:space="3" w:color="003A70"/>
@@ -2936,7 +2956,7 @@
         <w:tabs>
           <w:tab w:val="right" w:pos="9504"/>
         </w:tabs>
-        <w:spacing w:before="50" w:after="36" w:line="240" w:lineRule="auto"/>
+        <w:spacing w:before="42" w:after="31" w:line="240" w:lineRule="auto"/>
       </w:pPr>
       <w:r>
         <w:rPr>
@@ -2944,7 +2964,7 @@
           <w:b/>
           <w:color w:val="003A70"/>
           <w:spacing w:val="14"/>
-          <w:sz w:val="19"/>
+          <w:sz w:val="22"/>
           <w:szCs w:val="19"/>
         </w:rPr>
         <w:t xml:space="preserve">YOUR TURN</w:t>
@@ -2963,7 +2983,7 @@
           <w:rFonts w:ascii="Avenir Next" w:hAnsi="Avenir Next" w:cs="Avenir Next" w:eastAsia="Avenir Next"/>
           <w:i/>
           <w:color w:val="5A5F66"/>
-          <w:sz w:val="17"/>
+          <w:sz w:val="22"/>
           <w:szCs w:val="17"/>
         </w:rPr>
         <w:t xml:space="preserve">use the steps on your own</w:t>
@@ -3013,7 +3033,7 @@
               <w:tabs>
                 <w:tab w:val="left" w:pos="432"/>
               </w:tabs>
-              <w:spacing w:before="90" w:after="40" w:line="268" w:lineRule="auto"/>
+              <w:spacing w:before="76" w:after="34" w:line="254" w:lineRule="auto"/>
               <w:ind w:left="432" w:hanging="432"/>
             </w:pPr>
             <w:r>
@@ -3087,7 +3107,7 @@
                     <w:tabs>
                       <w:tab w:val="left" w:pos="340"/>
                     </w:tabs>
-                    <w:spacing w:before="0" w:after="0" w:line="276" w:lineRule="auto"/>
+                    <w:spacing w:before="0" w:after="0" w:line="258" w:lineRule="auto"/>
                     <w:ind w:left="340" w:hanging="340"/>
                   </w:pPr>
                   <w:r>
@@ -3135,7 +3155,7 @@
                       <w:szCs w:val="22"/>
                       <w:u w:val="single"/>
                     </w:rPr>
-                    <w:t xml:space="preserve">      </w:t>
+                    <w:t xml:space="preserve">          </w:t>
                   </w:r>
                 </w:p>
               </w:tc>
@@ -3149,7 +3169,7 @@
                     <w:tabs>
                       <w:tab w:val="left" w:pos="340"/>
                     </w:tabs>
-                    <w:spacing w:before="0" w:after="0" w:line="276" w:lineRule="auto"/>
+                    <w:spacing w:before="0" w:after="0" w:line="258" w:lineRule="auto"/>
                     <w:ind w:left="340" w:hanging="340"/>
                   </w:pPr>
                   <w:r>
@@ -3197,7 +3217,7 @@
                       <w:szCs w:val="22"/>
                       <w:u w:val="single"/>
                     </w:rPr>
-                    <w:t xml:space="preserve">      </w:t>
+                    <w:t xml:space="preserve">          </w:t>
                   </w:r>
                 </w:p>
               </w:tc>
@@ -3211,7 +3231,7 @@
                     <w:tabs>
                       <w:tab w:val="left" w:pos="340"/>
                     </w:tabs>
-                    <w:spacing w:before="0" w:after="0" w:line="276" w:lineRule="auto"/>
+                    <w:spacing w:before="0" w:after="0" w:line="258" w:lineRule="auto"/>
                     <w:ind w:left="340" w:hanging="340"/>
                   </w:pPr>
                   <w:r>
@@ -3259,7 +3279,7 @@
                       <w:szCs w:val="22"/>
                       <w:u w:val="single"/>
                     </w:rPr>
-                    <w:t xml:space="preserve">      </w:t>
+                    <w:t xml:space="preserve">          </w:t>
                   </w:r>
                 </w:p>
               </w:tc>
@@ -3279,7 +3299,7 @@
                     <w:tabs>
                       <w:tab w:val="left" w:pos="340"/>
                     </w:tabs>
-                    <w:spacing w:before="0" w:after="0" w:line="276" w:lineRule="auto"/>
+                    <w:spacing w:before="0" w:after="0" w:line="258" w:lineRule="auto"/>
                     <w:ind w:left="340" w:hanging="340"/>
                   </w:pPr>
                   <w:r>
@@ -3327,7 +3347,7 @@
                       <w:szCs w:val="22"/>
                       <w:u w:val="single"/>
                     </w:rPr>
-                    <w:t xml:space="preserve">      </w:t>
+                    <w:t xml:space="preserve">          </w:t>
                   </w:r>
                 </w:p>
               </w:tc>
@@ -3341,7 +3361,7 @@
                     <w:tabs>
                       <w:tab w:val="left" w:pos="340"/>
                     </w:tabs>
-                    <w:spacing w:before="0" w:after="0" w:line="276" w:lineRule="auto"/>
+                    <w:spacing w:before="0" w:after="0" w:line="258" w:lineRule="auto"/>
                     <w:ind w:left="340" w:hanging="340"/>
                   </w:pPr>
                   <w:r>
@@ -3389,7 +3409,7 @@
                       <w:szCs w:val="22"/>
                       <w:u w:val="single"/>
                     </w:rPr>
-                    <w:t xml:space="preserve">      </w:t>
+                    <w:t xml:space="preserve">          </w:t>
                   </w:r>
                 </w:p>
               </w:tc>
@@ -3403,7 +3423,7 @@
                     <w:tabs>
                       <w:tab w:val="left" w:pos="340"/>
                     </w:tabs>
-                    <w:spacing w:before="0" w:after="0" w:line="276" w:lineRule="auto"/>
+                    <w:spacing w:before="0" w:after="0" w:line="258" w:lineRule="auto"/>
                     <w:ind w:left="340" w:hanging="340"/>
                   </w:pPr>
                   <w:r>
@@ -3451,7 +3471,7 @@
                       <w:szCs w:val="22"/>
                       <w:u w:val="single"/>
                     </w:rPr>
-                    <w:t xml:space="preserve">      </w:t>
+                    <w:t xml:space="preserve">          </w:t>
                   </w:r>
                 </w:p>
               </w:tc>
@@ -3472,6 +3492,7 @@
     </w:p>
     <w:p>
       <w:pPr>
+        <w:pStyle w:val="Heading2"/>
         <w:keepNext/>
         <w:pBdr>
           <w:bottom w:val="single" w:sz="8" w:space="3" w:color="003A70"/>
@@ -3479,7 +3500,7 @@
         <w:tabs>
           <w:tab w:val="right" w:pos="9504"/>
         </w:tabs>
-        <w:spacing w:before="50" w:after="36" w:line="240" w:lineRule="auto"/>
+        <w:spacing w:before="42" w:after="31" w:line="240" w:lineRule="auto"/>
       </w:pPr>
       <w:r>
         <w:rPr>
@@ -3487,7 +3508,7 @@
           <w:b/>
           <w:color w:val="003A70"/>
           <w:spacing w:val="14"/>
-          <w:sz w:val="19"/>
+          <w:sz w:val="22"/>
           <w:szCs w:val="19"/>
         </w:rPr>
         <w:t xml:space="preserve">READY CHECK</w:t>
@@ -3506,7 +3527,7 @@
           <w:rFonts w:ascii="Avenir Next" w:hAnsi="Avenir Next" w:cs="Avenir Next" w:eastAsia="Avenir Next"/>
           <w:i/>
           <w:color w:val="5A5F66"/>
-          <w:sz w:val="17"/>
+          <w:sz w:val="22"/>
           <w:szCs w:val="17"/>
         </w:rPr>
         <w:t xml:space="preserve">a problem like the one in today’s lesson</w:t>
@@ -3556,7 +3577,7 @@
               <w:tabs>
                 <w:tab w:val="left" w:pos="432"/>
               </w:tabs>
-              <w:spacing w:before="90" w:after="40" w:line="268" w:lineRule="auto"/>
+              <w:spacing w:before="76" w:after="34" w:line="254" w:lineRule="auto"/>
               <w:ind w:left="432" w:hanging="432"/>
             </w:pPr>
             <w:r>
@@ -3628,7 +3649,7 @@
                     <w:tabs>
                       <w:tab w:val="left" w:pos="340"/>
                     </w:tabs>
-                    <w:spacing w:before="0" w:after="0" w:line="264" w:lineRule="auto"/>
+                    <w:spacing w:before="0" w:after="0" w:line="252" w:lineRule="auto"/>
                     <w:ind w:left="340" w:hanging="340"/>
                   </w:pPr>
                   <w:r>
@@ -3636,25 +3657,25 @@
                       <w:rFonts w:ascii="Avenir Next" w:hAnsi="Avenir Next" w:cs="Avenir Next" w:eastAsia="Avenir Next"/>
                       <w:b/>
                       <w:color w:val="003A70"/>
+                      <w:sz w:val="22"/>
+                      <w:szCs w:val="21"/>
+                    </w:rPr>
+                    <w:t xml:space="preserve">A</w:t>
+                  </w:r>
+                  <w:r>
+                    <w:rPr>
+                      <w:rFonts w:ascii="Avenir Next" w:hAnsi="Avenir Next" w:cs="Avenir Next" w:eastAsia="Avenir Next"/>
+                      <w:color w:val="1A1A1A"/>
                       <w:sz w:val="21"/>
                       <w:szCs w:val="21"/>
                     </w:rPr>
-                    <w:t xml:space="preserve">A</w:t>
-                  </w:r>
-                  <w:r>
-                    <w:rPr>
-                      <w:rFonts w:ascii="Avenir Next" w:hAnsi="Avenir Next" w:cs="Avenir Next" w:eastAsia="Avenir Next"/>
-                      <w:color w:val="1A1A1A"/>
-                      <w:sz w:val="21"/>
-                      <w:szCs w:val="21"/>
-                    </w:rPr>
                     <w:tab/>
                   </w:r>
                   <w:r>
                     <w:rPr>
                       <w:rFonts w:ascii="Avenir Next" w:hAnsi="Avenir Next" w:cs="Avenir Next" w:eastAsia="Avenir Next"/>
                       <w:color w:val="1A1A1A"/>
-                      <w:sz w:val="21"/>
+                      <w:sz w:val="22"/>
                       <w:szCs w:val="21"/>
                     </w:rPr>
                     <w:t xml:space="preserve">Jaden and the dogs</w:t>
@@ -3671,7 +3692,7 @@
                     <w:tabs>
                       <w:tab w:val="left" w:pos="340"/>
                     </w:tabs>
-                    <w:spacing w:before="0" w:after="0" w:line="264" w:lineRule="auto"/>
+                    <w:spacing w:before="0" w:after="0" w:line="252" w:lineRule="auto"/>
                     <w:ind w:left="340" w:hanging="340"/>
                   </w:pPr>
                   <w:r>
@@ -3679,25 +3700,25 @@
                       <w:rFonts w:ascii="Avenir Next" w:hAnsi="Avenir Next" w:cs="Avenir Next" w:eastAsia="Avenir Next"/>
                       <w:b/>
                       <w:color w:val="003A70"/>
+                      <w:sz w:val="22"/>
+                      <w:szCs w:val="21"/>
+                    </w:rPr>
+                    <w:t xml:space="preserve">B</w:t>
+                  </w:r>
+                  <w:r>
+                    <w:rPr>
+                      <w:rFonts w:ascii="Avenir Next" w:hAnsi="Avenir Next" w:cs="Avenir Next" w:eastAsia="Avenir Next"/>
+                      <w:color w:val="1A1A1A"/>
                       <w:sz w:val="21"/>
                       <w:szCs w:val="21"/>
                     </w:rPr>
-                    <w:t xml:space="preserve">B</w:t>
-                  </w:r>
-                  <w:r>
-                    <w:rPr>
-                      <w:rFonts w:ascii="Avenir Next" w:hAnsi="Avenir Next" w:cs="Avenir Next" w:eastAsia="Avenir Next"/>
-                      <w:color w:val="1A1A1A"/>
-                      <w:sz w:val="21"/>
-                      <w:szCs w:val="21"/>
-                    </w:rPr>
                     <w:tab/>
                   </w:r>
                   <w:r>
                     <w:rPr>
                       <w:rFonts w:ascii="Avenir Next" w:hAnsi="Avenir Next" w:cs="Avenir Next" w:eastAsia="Avenir Next"/>
                       <w:color w:val="1A1A1A"/>
-                      <w:sz w:val="21"/>
+                      <w:sz w:val="22"/>
                       <w:szCs w:val="21"/>
                     </w:rPr>
                     <w:t xml:space="preserve">hours walked and money earned</w:t>
@@ -3719,7 +3740,7 @@
                     <w:tabs>
                       <w:tab w:val="left" w:pos="340"/>
                     </w:tabs>
-                    <w:spacing w:before="0" w:after="0" w:line="264" w:lineRule="auto"/>
+                    <w:spacing w:before="0" w:after="0" w:line="252" w:lineRule="auto"/>
                     <w:ind w:left="340" w:hanging="340"/>
                   </w:pPr>
                   <w:r>
@@ -3727,25 +3748,25 @@
                       <w:rFonts w:ascii="Avenir Next" w:hAnsi="Avenir Next" w:cs="Avenir Next" w:eastAsia="Avenir Next"/>
                       <w:b/>
                       <w:color w:val="003A70"/>
+                      <w:sz w:val="22"/>
+                      <w:szCs w:val="21"/>
+                    </w:rPr>
+                    <w:t xml:space="preserve">C</w:t>
+                  </w:r>
+                  <w:r>
+                    <w:rPr>
+                      <w:rFonts w:ascii="Avenir Next" w:hAnsi="Avenir Next" w:cs="Avenir Next" w:eastAsia="Avenir Next"/>
+                      <w:color w:val="1A1A1A"/>
                       <w:sz w:val="21"/>
                       <w:szCs w:val="21"/>
                     </w:rPr>
-                    <w:t xml:space="preserve">C</w:t>
-                  </w:r>
-                  <w:r>
-                    <w:rPr>
-                      <w:rFonts w:ascii="Avenir Next" w:hAnsi="Avenir Next" w:cs="Avenir Next" w:eastAsia="Avenir Next"/>
-                      <w:color w:val="1A1A1A"/>
-                      <w:sz w:val="21"/>
-                      <w:szCs w:val="21"/>
-                    </w:rPr>
                     <w:tab/>
                   </w:r>
                   <w:r>
                     <w:rPr>
                       <w:rFonts w:ascii="Avenir Next" w:hAnsi="Avenir Next" w:cs="Avenir Next" w:eastAsia="Avenir Next"/>
                       <w:color w:val="1A1A1A"/>
-                      <w:sz w:val="21"/>
+                      <w:sz w:val="22"/>
                       <w:szCs w:val="21"/>
                     </w:rPr>
                     <w:t xml:space="preserve">the dogs and the leash</w:t>
@@ -3762,7 +3783,7 @@
                     <w:tabs>
                       <w:tab w:val="left" w:pos="340"/>
                     </w:tabs>
-                    <w:spacing w:before="0" w:after="0" w:line="264" w:lineRule="auto"/>
+                    <w:spacing w:before="0" w:after="0" w:line="252" w:lineRule="auto"/>
                     <w:ind w:left="340" w:hanging="340"/>
                   </w:pPr>
                   <w:r>
@@ -3770,25 +3791,25 @@
                       <w:rFonts w:ascii="Avenir Next" w:hAnsi="Avenir Next" w:cs="Avenir Next" w:eastAsia="Avenir Next"/>
                       <w:b/>
                       <w:color w:val="003A70"/>
+                      <w:sz w:val="22"/>
+                      <w:szCs w:val="21"/>
+                    </w:rPr>
+                    <w:t xml:space="preserve">D</w:t>
+                  </w:r>
+                  <w:r>
+                    <w:rPr>
+                      <w:rFonts w:ascii="Avenir Next" w:hAnsi="Avenir Next" w:cs="Avenir Next" w:eastAsia="Avenir Next"/>
+                      <w:color w:val="1A1A1A"/>
                       <w:sz w:val="21"/>
                       <w:szCs w:val="21"/>
                     </w:rPr>
-                    <w:t xml:space="preserve">D</w:t>
-                  </w:r>
-                  <w:r>
-                    <w:rPr>
-                      <w:rFonts w:ascii="Avenir Next" w:hAnsi="Avenir Next" w:cs="Avenir Next" w:eastAsia="Avenir Next"/>
-                      <w:color w:val="1A1A1A"/>
-                      <w:sz w:val="21"/>
-                      <w:szCs w:val="21"/>
-                    </w:rPr>
                     <w:tab/>
                   </w:r>
                   <w:r>
                     <w:rPr>
                       <w:rFonts w:ascii="Avenir Next" w:hAnsi="Avenir Next" w:cs="Avenir Next" w:eastAsia="Avenir Next"/>
                       <w:color w:val="1A1A1A"/>
-                      <w:sz w:val="21"/>
+                      <w:sz w:val="22"/>
                       <w:szCs w:val="21"/>
                     </w:rPr>
                     <w:t xml:space="preserve">Jaden and hours walked</w:t>
@@ -3837,19 +3858,42 @@
         <w:tblLook w:val="0000" w:firstRow="0" w:lastRow="0" w:firstColumn="0" w:lastColumn="0" w:noHBand="1" w:noVBand="1"/>
       </w:tblPr>
       <w:tblGrid>
-        <w:gridCol w:w="2000"/>
-        <w:gridCol w:w="2300"/>
-        <w:gridCol w:w="2100"/>
-        <w:gridCol w:w="3104"/>
+        <w:gridCol w:w="1750"/>
+        <w:gridCol w:w="2500"/>
+        <w:gridCol w:w="2200"/>
+        <w:gridCol w:w="3054"/>
       </w:tblGrid>
       <w:tr>
         <w:trPr>
           <w:cantSplit/>
-          <w:trHeight w:val="320" w:hRule="atLeast"/>
+          <w:trHeight w:val="300" w:hRule="atLeast"/>
         </w:trPr>
         <w:tc>
           <w:tcPr>
-            <w:tcW w:w="2000" w:type="dxa"/>
+            <w:tcW w:w="1750" w:type="dxa"/>
+            <w:vAlign w:val="center"/>
+          </w:tcPr>
+          <w:p>
+            <w:pPr>
+              <w:pStyle w:val="Heading2"/>
+              <w:spacing w:before="0" w:after="0" w:line="240" w:lineRule="auto"/>
+            </w:pPr>
+            <w:r>
+              <w:rPr>
+                <w:rFonts w:ascii="Avenir Next" w:hAnsi="Avenir Next" w:cs="Avenir Next" w:eastAsia="Avenir Next"/>
+                <w:b/>
+                <w:color w:val="003A70"/>
+                <w:spacing w:val="12"/>
+                <w:sz w:val="15"/>
+                <w:szCs w:val="15"/>
+              </w:rPr>
+              <w:t xml:space="preserve">CHECK YOURSELF</w:t>
+            </w:r>
+          </w:p>
+        </w:tc>
+        <w:tc>
+          <w:tcPr>
+            <w:tcW w:w="2500" w:type="dxa"/>
             <w:vAlign w:val="center"/>
           </w:tcPr>
           <w:p>
@@ -3858,20 +3902,27 @@
             </w:pPr>
             <w:r>
               <w:rPr>
-                <w:rFonts w:ascii="Avenir Next" w:hAnsi="Avenir Next" w:cs="Avenir Next" w:eastAsia="Avenir Next"/>
-                <w:b/>
-                <w:color w:val="003A70"/>
-                <w:spacing w:val="12"/>
-                <w:sz w:val="15"/>
-                <w:szCs w:val="15"/>
-              </w:rPr>
-              <w:t xml:space="preserve">CHECK YOURSELF</w:t>
+                <w:rFonts w:ascii="Arial" w:hAnsi="Arial" w:cs="Arial" w:eastAsia="Arial"/>
+                <w:color w:val="1A1A1A"/>
+                <w:sz w:val="20"/>
+                <w:szCs w:val="20"/>
+              </w:rPr>
+              <w:t xml:space="preserve">□</w:t>
+            </w:r>
+            <w:r>
+              <w:rPr>
+                <w:rFonts w:ascii="Avenir Next" w:hAnsi="Avenir Next" w:cs="Avenir Next" w:eastAsia="Avenir Next"/>
+                <w:color w:val="1A1A1A"/>
+                <w:sz w:val="17"/>
+                <w:szCs w:val="17"/>
+              </w:rPr>
+              <w:t xml:space="preserve">  I can do this on my own</w:t>
             </w:r>
           </w:p>
         </w:tc>
         <w:tc>
           <w:tcPr>
-            <w:tcW w:w="2300" w:type="dxa"/>
+            <w:tcW w:w="2200" w:type="dxa"/>
             <w:vAlign w:val="center"/>
           </w:tcPr>
           <w:p>
@@ -3882,8 +3933,8 @@
               <w:rPr>
                 <w:rFonts w:ascii="Arial" w:hAnsi="Arial" w:cs="Arial" w:eastAsia="Arial"/>
                 <w:color w:val="1A1A1A"/>
-                <w:sz w:val="24"/>
-                <w:szCs w:val="24"/>
+                <w:sz w:val="20"/>
+                <w:szCs w:val="20"/>
               </w:rPr>
               <w:t xml:space="preserve">□</w:t>
             </w:r>
@@ -3894,13 +3945,13 @@
                 <w:sz w:val="17"/>
                 <w:szCs w:val="17"/>
               </w:rPr>
-              <w:t xml:space="preserve">  I can do this on my own</w:t>
+              <w:t xml:space="preserve">  I need a little help</w:t>
             </w:r>
           </w:p>
         </w:tc>
         <w:tc>
           <w:tcPr>
-            <w:tcW w:w="2100" w:type="dxa"/>
+            <w:tcW w:w="3054" w:type="dxa"/>
             <w:vAlign w:val="center"/>
           </w:tcPr>
           <w:p>
@@ -3911,37 +3962,8 @@
               <w:rPr>
                 <w:rFonts w:ascii="Arial" w:hAnsi="Arial" w:cs="Arial" w:eastAsia="Arial"/>
                 <w:color w:val="1A1A1A"/>
-                <w:sz w:val="24"/>
-                <w:szCs w:val="24"/>
-              </w:rPr>
-              <w:t xml:space="preserve">□</w:t>
-            </w:r>
-            <w:r>
-              <w:rPr>
-                <w:rFonts w:ascii="Avenir Next" w:hAnsi="Avenir Next" w:cs="Avenir Next" w:eastAsia="Avenir Next"/>
-                <w:color w:val="1A1A1A"/>
-                <w:sz w:val="17"/>
-                <w:szCs w:val="17"/>
-              </w:rPr>
-              <w:t xml:space="preserve">  I need a little help</w:t>
-            </w:r>
-          </w:p>
-        </w:tc>
-        <w:tc>
-          <w:tcPr>
-            <w:tcW w:w="3104" w:type="dxa"/>
-            <w:vAlign w:val="center"/>
-          </w:tcPr>
-          <w:p>
-            <w:pPr>
-              <w:spacing w:before="0" w:after="0" w:line="240" w:lineRule="auto"/>
-            </w:pPr>
-            <w:r>
-              <w:rPr>
-                <w:rFonts w:ascii="Arial" w:hAnsi="Arial" w:cs="Arial" w:eastAsia="Arial"/>
-                <w:color w:val="1A1A1A"/>
-                <w:sz w:val="24"/>
-                <w:szCs w:val="24"/>
+                <w:sz w:val="20"/>
+                <w:szCs w:val="20"/>
               </w:rPr>
               <w:t xml:space="preserve">□</w:t>
             </w:r>
@@ -3976,7 +3998,7 @@
     <w:sectPr>
       <w:footerReference w:type="default" r:id="rIdFooter1"/>
       <w:pgSz w:w="12240" w:h="15840"/>
-      <w:pgMar w:top="893" w:right="1224" w:bottom="835" w:left="1512" w:header="432" w:footer="432" w:gutter="0"/>
+      <w:pgMar w:top="780" w:right="1224" w:bottom="760" w:left="1512" w:header="432" w:footer="432" w:gutter="0"/>
       <w:cols w:space="720"/>
     </w:sectPr>
   </w:body>
@@ -4056,7 +4078,106 @@
               <w:sz w:val="15"/>
               <w:szCs w:val="15"/>
             </w:rPr>
-            <w:t xml:space="preserve">Lesson 9-1  ·  Session 1  ·  Prerequisite Practice B</w:t>
+            <w:t xml:space="preserve">9-1 · Page </w:t>
+          </w:r>
+          <w:r>
+            <w:rPr>
+              <w:rFonts w:ascii="Avenir Next" w:hAnsi="Avenir Next" w:cs="Avenir Next" w:eastAsia="Avenir Next"/>
+              <w:color w:val="5A5F66"/>
+              <w:sz w:val="15"/>
+              <w:szCs w:val="15"/>
+            </w:rPr>
+            <w:fldChar w:fldCharType="begin"/>
+          </w:r>
+          <w:r>
+            <w:rPr>
+              <w:rFonts w:ascii="Avenir Next" w:hAnsi="Avenir Next" w:cs="Avenir Next" w:eastAsia="Avenir Next"/>
+              <w:color w:val="5A5F66"/>
+              <w:sz w:val="15"/>
+              <w:szCs w:val="15"/>
+            </w:rPr>
+            <w:instrText xml:space="preserve"> PAGE </w:instrText>
+          </w:r>
+          <w:r>
+            <w:rPr>
+              <w:rFonts w:ascii="Avenir Next" w:hAnsi="Avenir Next" w:cs="Avenir Next" w:eastAsia="Avenir Next"/>
+              <w:color w:val="5A5F66"/>
+              <w:sz w:val="15"/>
+              <w:szCs w:val="15"/>
+            </w:rPr>
+            <w:fldChar w:fldCharType="separate"/>
+          </w:r>
+          <w:r>
+            <w:rPr>
+              <w:rFonts w:ascii="Avenir Next" w:hAnsi="Avenir Next" w:cs="Avenir Next" w:eastAsia="Avenir Next"/>
+              <w:color w:val="5A5F66"/>
+              <w:sz w:val="15"/>
+              <w:szCs w:val="15"/>
+            </w:rPr>
+            <w:t xml:space="preserve">1</w:t>
+          </w:r>
+          <w:r>
+            <w:rPr>
+              <w:rFonts w:ascii="Avenir Next" w:hAnsi="Avenir Next" w:cs="Avenir Next" w:eastAsia="Avenir Next"/>
+              <w:color w:val="5A5F66"/>
+              <w:sz w:val="15"/>
+              <w:szCs w:val="15"/>
+            </w:rPr>
+            <w:fldChar w:fldCharType="end"/>
+          </w:r>
+          <w:r>
+            <w:rPr>
+              <w:rFonts w:ascii="Avenir Next" w:hAnsi="Avenir Next" w:cs="Avenir Next" w:eastAsia="Avenir Next"/>
+              <w:color w:val="5A5F66"/>
+              <w:sz w:val="15"/>
+              <w:szCs w:val="15"/>
+            </w:rPr>
+            <w:t xml:space="preserve"> of </w:t>
+          </w:r>
+          <w:r>
+            <w:rPr>
+              <w:rFonts w:ascii="Avenir Next" w:hAnsi="Avenir Next" w:cs="Avenir Next" w:eastAsia="Avenir Next"/>
+              <w:color w:val="5A5F66"/>
+              <w:sz w:val="15"/>
+              <w:szCs w:val="15"/>
+            </w:rPr>
+            <w:fldChar w:fldCharType="begin"/>
+          </w:r>
+          <w:r>
+            <w:rPr>
+              <w:rFonts w:ascii="Avenir Next" w:hAnsi="Avenir Next" w:cs="Avenir Next" w:eastAsia="Avenir Next"/>
+              <w:color w:val="5A5F66"/>
+              <w:sz w:val="15"/>
+              <w:szCs w:val="15"/>
+            </w:rPr>
+            <w:instrText xml:space="preserve"> NUMPAGES </w:instrText>
+          </w:r>
+          <w:r>
+            <w:rPr>
+              <w:rFonts w:ascii="Avenir Next" w:hAnsi="Avenir Next" w:cs="Avenir Next" w:eastAsia="Avenir Next"/>
+              <w:color w:val="5A5F66"/>
+              <w:sz w:val="15"/>
+              <w:szCs w:val="15"/>
+            </w:rPr>
+            <w:fldChar w:fldCharType="separate"/>
+          </w:r>
+          <w:r>
+            <w:rPr>
+              <w:rFonts w:ascii="Avenir Next" w:hAnsi="Avenir Next" w:cs="Avenir Next" w:eastAsia="Avenir Next"/>
+              <w:color w:val="5A5F66"/>
+              <w:sz w:val="15"/>
+              <w:szCs w:val="15"/>
+            </w:rPr>
+            <w:t xml:space="preserve">1</w:t>
+          </w:r>
+          <w:r>
+            <w:rPr>
+              <w:rFonts w:ascii="Avenir Next" w:hAnsi="Avenir Next" w:cs="Avenir Next" w:eastAsia="Avenir Next"/>
+              <w:color w:val="5A5F66"/>
+              <w:sz w:val="15"/>
+              <w:szCs w:val="15"/>
+            </w:rPr>
+            <w:fldChar w:fldCharType="end"/>
           </w:r>
         </w:p>
       </w:tc>
@@ -4099,5 +4220,23 @@
       </w:tblCellMar>
     </w:tblPr>
   </w:style>
+  <w:style w:type="paragraph" w:styleId="Heading1">
+    <w:name w:val="heading 1"/>
+    <w:basedOn w:val="Normal"/>
+    <w:pPr>
+      <w:outlineLvl w:val="0"/>
+      <w:keepNext w:val="0"/>
+      <w:keepLines w:val="0"/>
+    </w:pPr>
+  </w:style>
+  <w:style w:type="paragraph" w:styleId="Heading2">
+    <w:name w:val="heading 2"/>
+    <w:basedOn w:val="Normal"/>
+    <w:pPr>
+      <w:outlineLvl w:val="1"/>
+      <w:keepNext w:val="0"/>
+      <w:keepLines w:val="0"/>
+    </w:pPr>
+  </w:style>
 </w:styles>
 </file>